--- a/assets/Conclusion.docx
+++ b/assets/Conclusion.docx
@@ -1,18 +1,16 @@
 
 <file path=word/document.xml><?xml version="1.0" encoding="utf-8"?>
-<w:document xmlns:mc="http://schemas.openxmlformats.org/markup-compatibility/2006" xmlns:o="urn:schemas-microsoft-com:office:office" xmlns:r="http://schemas.openxmlformats.org/officeDocument/2006/relationships" xmlns:m="http://schemas.openxmlformats.org/officeDocument/2006/math" xmlns:v="urn:schemas-microsoft-com:vml" xmlns:wp="http://schemas.openxmlformats.org/drawingml/2006/wordprocessingDrawing" xmlns:w10="urn:schemas-microsoft-com:office:word" xmlns:w="http://schemas.openxmlformats.org/wordprocessingml/2006/main" xmlns:wne="http://schemas.microsoft.com/office/word/2006/wordml" xmlns:sl="http://schemas.openxmlformats.org/schemaLibrary/2006/main" xmlns:a="http://schemas.openxmlformats.org/drawingml/2006/main" xmlns:pic="http://schemas.openxmlformats.org/drawingml/2006/picture" xmlns:c="http://schemas.openxmlformats.org/drawingml/2006/chart" xmlns:lc="http://schemas.openxmlformats.org/drawingml/2006/lockedCanvas" xmlns:dgm="http://schemas.openxmlformats.org/drawingml/2006/diagram" xmlns:wps="http://schemas.microsoft.com/office/word/2010/wordprocessingShape" xmlns:wpg="http://schemas.microsoft.com/office/word/2010/wordprocessingGroup" xmlns:w14="http://schemas.microsoft.com/office/word/2010/wordml" xmlns:w15="http://schemas.microsoft.com/office/word/2012/wordml" xmlns:w16="http://schemas.microsoft.com/office/word/2018/wordml" xmlns:w16cex="http://schemas.microsoft.com/office/word/2018/wordml/cex" xmlns:w16cid="http://schemas.microsoft.com/office/word/2016/wordml/cid" xmlns="http://schemas.microsoft.com/office/tasks/2019/documenttasks" xmlns:cr="http://schemas.microsoft.com/office/comments/2020/reactions">
+<w:document xmlns:wpc="http://schemas.microsoft.com/office/word/2010/wordprocessingCanvas" xmlns:cx="http://schemas.microsoft.com/office/drawing/2014/chartex" xmlns:cx1="http://schemas.microsoft.com/office/drawing/2015/9/8/chartex" xmlns:cx2="http://schemas.microsoft.com/office/drawing/2015/10/21/chartex" xmlns:cx3="http://schemas.microsoft.com/office/drawing/2016/5/9/chartex" xmlns:cx4="http://schemas.microsoft.com/office/drawing/2016/5/10/chartex" xmlns:cx5="http://schemas.microsoft.com/office/drawing/2016/5/11/chartex" xmlns:cx6="http://schemas.microsoft.com/office/drawing/2016/5/12/chartex" xmlns:cx7="http://schemas.microsoft.com/office/drawing/2016/5/13/chartex" xmlns:cx8="http://schemas.microsoft.com/office/drawing/2016/5/14/chartex" xmlns:mc="http://schemas.openxmlformats.org/markup-compatibility/2006" xmlns:aink="http://schemas.microsoft.com/office/drawing/2016/ink" xmlns:am3d="http://schemas.microsoft.com/office/drawing/2017/model3d" xmlns:o="urn:schemas-microsoft-com:office:office" xmlns:oel="http://schemas.microsoft.com/office/2019/extlst" xmlns:r="http://schemas.openxmlformats.org/officeDocument/2006/relationships" xmlns:m="http://schemas.openxmlformats.org/officeDocument/2006/math" xmlns:v="urn:schemas-microsoft-com:vml" xmlns:wp14="http://schemas.microsoft.com/office/word/2010/wordprocessingDrawing" xmlns:wp="http://schemas.openxmlformats.org/drawingml/2006/wordprocessingDrawing" xmlns:w10="urn:schemas-microsoft-com:office:word" xmlns:w="http://schemas.openxmlformats.org/wordprocessingml/2006/main" xmlns:w14="http://schemas.microsoft.com/office/word/2010/wordml" xmlns:w15="http://schemas.microsoft.com/office/word/2012/wordml" xmlns:w16cex="http://schemas.microsoft.com/office/word/2018/wordml/cex" xmlns:w16cid="http://schemas.microsoft.com/office/word/2016/wordml/cid" xmlns:w16="http://schemas.microsoft.com/office/word/2018/wordml" xmlns:w16sdtdh="http://schemas.microsoft.com/office/word/2020/wordml/sdtdatahash" xmlns:w16se="http://schemas.microsoft.com/office/word/2015/wordml/symex" xmlns:wpg="http://schemas.microsoft.com/office/word/2010/wordprocessingGroup" xmlns:wpi="http://schemas.microsoft.com/office/word/2010/wordprocessingInk" xmlns:wne="http://schemas.microsoft.com/office/word/2006/wordml" xmlns:wps="http://schemas.microsoft.com/office/word/2010/wordprocessingShape" mc:Ignorable="w14 w15 w16se w16cid w16 w16cex w16sdtdh wp14">
   <w:body>
     <w:p>
       <w:pPr>
         <w:widowControl w:val="0"/>
-        <w:shd w:fill="ffffff" w:val="clear"/>
-        <w:spacing w:line="240" w:lineRule="auto"/>
-        <w:rPr/>
-      </w:pPr>
-      <w:r>
-        <w:rPr>
-          <w:highlight w:val="white"/>
-          <w:rtl w:val="0"/>
+        <w:shd w:val="clear" w:color="auto" w:fill="FFFFFF"/>
+        <w:spacing w:line="240" w:lineRule="auto"/>
+      </w:pPr>
+      <w:r>
+        <w:rPr>
+          <w:highlight w:val="white"/>
         </w:rPr>
         <w:t xml:space="preserve">I analyzed the links between income, food insecurity and obesity using state-level data from the U.S. Census Bureau and CDC. </w:t>
       </w:r>
@@ -20,9 +18,8 @@
         <w:rPr>
           <w:color w:val="121512"/>
           <w:highlight w:val="white"/>
-          <w:rtl w:val="0"/>
-        </w:rPr>
-        <w:t xml:space="preserve">Many studies have shown that lower income is associated with increased obesity</w:t>
+        </w:rPr>
+        <w:t>Many studies have shown that lower income is associated with increased obesity</w:t>
       </w:r>
       <w:r>
         <w:rPr>
@@ -30,7 +27,7 @@
           <w:highlight w:val="white"/>
           <w:vertAlign w:val="superscript"/>
         </w:rPr>
-        <w:footnoteReference w:customMarkFollows="0" w:id="0"/>
+        <w:footnoteReference w:id="1"/>
       </w:r>
       <w:r>
         <w:rPr>
@@ -38,7 +35,7 @@
           <w:highlight w:val="white"/>
           <w:vertAlign w:val="superscript"/>
         </w:rPr>
-        <w:footnoteReference w:customMarkFollows="0" w:id="1"/>
+        <w:footnoteReference w:id="2"/>
       </w:r>
       <w:r>
         <w:rPr>
@@ -46,88 +43,92 @@
           <w:highlight w:val="white"/>
           <w:vertAlign w:val="superscript"/>
         </w:rPr>
-        <w:footnoteReference w:customMarkFollows="0" w:id="2"/>
+        <w:footnoteReference w:id="3"/>
       </w:r>
       <w:r>
         <w:rPr>
           <w:color w:val="121512"/>
           <w:highlight w:val="white"/>
-          <w:rtl w:val="0"/>
         </w:rPr>
         <w:t xml:space="preserve">. </w:t>
       </w:r>
       <w:r>
-        <w:rPr>
-          <w:rtl w:val="0"/>
-        </w:rPr>
-        <w:t xml:space="preserve">The framework of social determinants of health indicates that material conditions confine one’s access to healthy food</w:t>
+        <w:t xml:space="preserve">The framework of social determinants of health indicates that material conditions </w:t>
+      </w:r>
+      <w:r>
+        <w:t>limit</w:t>
+      </w:r>
+      <w:r>
+        <w:t xml:space="preserve"> access to healthy food</w:t>
+      </w:r>
+      <w:r>
+        <w:t xml:space="preserve"> for many </w:t>
+      </w:r>
+      <w:proofErr w:type="gramStart"/>
+      <w:r>
+        <w:t>low income</w:t>
+      </w:r>
+      <w:proofErr w:type="gramEnd"/>
+      <w:r>
+        <w:t xml:space="preserve"> individuals</w:t>
       </w:r>
       <w:r>
         <w:rPr>
           <w:vertAlign w:val="superscript"/>
         </w:rPr>
-        <w:footnoteReference w:customMarkFollows="0" w:id="3"/>
+        <w:footnoteReference w:id="4"/>
       </w:r>
       <w:r>
         <w:rPr>
           <w:vertAlign w:val="superscript"/>
         </w:rPr>
-        <w:footnoteReference w:customMarkFollows="0" w:id="4"/>
-      </w:r>
-      <w:r>
-        <w:rPr>
-          <w:rtl w:val="0"/>
-        </w:rPr>
-        <w:t xml:space="preserve">. Indeed, other studies have found an association between income and food insecurity</w:t>
+        <w:footnoteReference w:id="5"/>
+      </w:r>
+      <w:r>
+        <w:t xml:space="preserve">. </w:t>
+      </w:r>
+      <w:r>
+        <w:t>Other</w:t>
+      </w:r>
+      <w:r>
+        <w:t xml:space="preserve"> studies have found an association between income and food insecurity</w:t>
       </w:r>
       <w:r>
         <w:rPr>
           <w:vertAlign w:val="superscript"/>
         </w:rPr>
-        <w:footnoteReference w:customMarkFollows="0" w:id="5"/>
+        <w:footnoteReference w:id="6"/>
       </w:r>
       <w:r>
         <w:rPr>
           <w:vertAlign w:val="superscript"/>
         </w:rPr>
-        <w:footnoteReference w:customMarkFollows="0" w:id="6"/>
-      </w:r>
-      <w:r>
-        <w:rPr>
-          <w:rtl w:val="0"/>
-        </w:rPr>
-        <w:t xml:space="preserve">, and between food insecurity and obesity</w:t>
+        <w:footnoteReference w:id="7"/>
+      </w:r>
+      <w:r>
+        <w:t>, and between food insecurity and obesity</w:t>
       </w:r>
       <w:r>
         <w:rPr>
           <w:vertAlign w:val="superscript"/>
         </w:rPr>
-        <w:footnoteReference w:customMarkFollows="0" w:id="7"/>
-      </w:r>
-      <w:r>
-        <w:rPr>
-          <w:rtl w:val="0"/>
-        </w:rPr>
+        <w:footnoteReference w:id="8"/>
+      </w:r>
+      <w:r>
         <w:t xml:space="preserve">. </w:t>
       </w:r>
     </w:p>
     <w:p>
       <w:pPr>
         <w:widowControl w:val="0"/>
-        <w:shd w:fill="ffffff" w:val="clear"/>
-        <w:spacing w:line="240" w:lineRule="auto"/>
-        <w:rPr/>
-      </w:pPr>
-      <w:r>
-        <w:rPr>
-          <w:rtl w:val="0"/>
-        </w:rPr>
-      </w:r>
+        <w:shd w:val="clear" w:color="auto" w:fill="FFFFFF"/>
+        <w:spacing w:line="240" w:lineRule="auto"/>
+      </w:pPr>
     </w:p>
     <w:p>
       <w:pPr>
         <w:widowControl w:val="0"/>
-        <w:shd w:fill="ffffff" w:val="clear"/>
+        <w:shd w:val="clear" w:color="auto" w:fill="FFFFFF"/>
         <w:spacing w:line="240" w:lineRule="auto"/>
         <w:rPr>
           <w:color w:val="121512"/>
@@ -135,23 +136,18 @@
         </w:rPr>
       </w:pPr>
       <w:r>
-        <w:rPr>
-          <w:rtl w:val="0"/>
-        </w:rPr>
         <w:t xml:space="preserve">This study uses multivariate regression analysis to test the hypothesis that food insecurity partially mediates (explains) the relationship between income and obesity. </w:t>
       </w:r>
       <w:r>
         <w:rPr>
           <w:color w:val="121512"/>
           <w:highlight w:val="white"/>
-          <w:rtl w:val="0"/>
-        </w:rPr>
-        <w:t xml:space="preserve">I performed data cleaning and scaling, followed by regress</w:t>
+        </w:rPr>
+        <w:t>I performed data cleaning and scaling, followed by regress</w:t>
       </w:r>
       <w:r>
         <w:rPr>
           <w:color w:val="121512"/>
-          <w:rtl w:val="0"/>
         </w:rPr>
         <w:t xml:space="preserve">ion analysis (bivariate and multivariate) and </w:t>
       </w:r>
@@ -159,31 +155,41 @@
         <w:rPr>
           <w:color w:val="121512"/>
           <w:highlight w:val="white"/>
-          <w:rtl w:val="0"/>
-        </w:rPr>
-        <w:t xml:space="preserve">correlation analysis. I then transformed data in order to perform a chi squared test and created data visualizations. </w:t>
+        </w:rPr>
+        <w:t xml:space="preserve">correlation analysis. I then transformed data </w:t>
+      </w:r>
+      <w:proofErr w:type="gramStart"/>
+      <w:r>
+        <w:rPr>
+          <w:color w:val="121512"/>
+          <w:highlight w:val="white"/>
+        </w:rPr>
+        <w:t>in order to</w:t>
+      </w:r>
+      <w:proofErr w:type="gramEnd"/>
+      <w:r>
+        <w:rPr>
+          <w:color w:val="121512"/>
+          <w:highlight w:val="white"/>
+        </w:rPr>
+        <w:t xml:space="preserve"> perform a chi squared test and created data visualizations. </w:t>
       </w:r>
     </w:p>
     <w:p>
       <w:pPr>
         <w:widowControl w:val="0"/>
-        <w:shd w:fill="ffffff" w:val="clear"/>
+        <w:shd w:val="clear" w:color="auto" w:fill="FFFFFF"/>
         <w:spacing w:line="240" w:lineRule="auto"/>
         <w:rPr>
           <w:color w:val="121512"/>
           <w:highlight w:val="white"/>
         </w:rPr>
       </w:pPr>
-      <w:r>
-        <w:rPr>
-          <w:rtl w:val="0"/>
-        </w:rPr>
-      </w:r>
     </w:p>
     <w:p>
       <w:pPr>
         <w:widowControl w:val="0"/>
-        <w:shd w:fill="ffffff" w:val="clear"/>
+        <w:shd w:val="clear" w:color="auto" w:fill="FFFFFF"/>
         <w:spacing w:line="240" w:lineRule="auto"/>
         <w:rPr>
           <w:color w:val="121512"/>
@@ -194,7 +200,6 @@
         <w:rPr>
           <w:color w:val="121512"/>
           <w:highlight w:val="white"/>
-          <w:rtl w:val="0"/>
         </w:rPr>
         <w:t xml:space="preserve">Results were consistent between statistical tests. </w:t>
       </w:r>
@@ -206,9 +211,8 @@
           <w:ilvl w:val="0"/>
           <w:numId w:val="1"/>
         </w:numPr>
-        <w:shd w:fill="ffffff" w:val="clear"/>
-        <w:spacing w:line="240" w:lineRule="auto"/>
-        <w:ind w:left="720" w:hanging="360"/>
+        <w:shd w:val="clear" w:color="auto" w:fill="FFFFFF"/>
+        <w:spacing w:line="240" w:lineRule="auto"/>
         <w:rPr>
           <w:color w:val="121512"/>
           <w:highlight w:val="white"/>
@@ -218,7 +222,6 @@
         <w:rPr>
           <w:color w:val="121512"/>
           <w:highlight w:val="white"/>
-          <w:rtl w:val="0"/>
         </w:rPr>
         <w:t xml:space="preserve">Results showed an insignificant, weak negative association between income and obesity. </w:t>
       </w:r>
@@ -230,9 +233,8 @@
           <w:ilvl w:val="0"/>
           <w:numId w:val="2"/>
         </w:numPr>
-        <w:shd w:fill="ffffff" w:val="clear"/>
-        <w:spacing w:line="240" w:lineRule="auto"/>
-        <w:ind w:left="720" w:hanging="360"/>
+        <w:shd w:val="clear" w:color="auto" w:fill="FFFFFF"/>
+        <w:spacing w:line="240" w:lineRule="auto"/>
         <w:rPr>
           <w:color w:val="121512"/>
           <w:highlight w:val="white"/>
@@ -242,7 +244,6 @@
         <w:rPr>
           <w:color w:val="121512"/>
           <w:highlight w:val="white"/>
-          <w:rtl w:val="0"/>
         </w:rPr>
         <w:t xml:space="preserve">Results showed a significant, moderate positive association between obesity and food insecurity. </w:t>
       </w:r>
@@ -254,9 +255,8 @@
           <w:ilvl w:val="0"/>
           <w:numId w:val="2"/>
         </w:numPr>
-        <w:shd w:fill="ffffff" w:val="clear"/>
-        <w:spacing w:line="240" w:lineRule="auto"/>
-        <w:ind w:left="720" w:hanging="360"/>
+        <w:shd w:val="clear" w:color="auto" w:fill="FFFFFF"/>
+        <w:spacing w:line="240" w:lineRule="auto"/>
         <w:rPr>
           <w:color w:val="121512"/>
           <w:highlight w:val="white"/>
@@ -266,7 +266,6 @@
         <w:rPr>
           <w:color w:val="121512"/>
           <w:highlight w:val="white"/>
-          <w:rtl w:val="0"/>
         </w:rPr>
         <w:t xml:space="preserve">Results showed an insignificant, very weak negative association between income and food insecurity. </w:t>
       </w:r>
@@ -274,78 +273,107 @@
     <w:p>
       <w:pPr>
         <w:widowControl w:val="0"/>
-        <w:shd w:fill="ffffff" w:val="clear"/>
+        <w:shd w:val="clear" w:color="auto" w:fill="FFFFFF"/>
         <w:spacing w:line="240" w:lineRule="auto"/>
         <w:rPr>
           <w:color w:val="121512"/>
           <w:highlight w:val="white"/>
         </w:rPr>
       </w:pPr>
-      <w:r>
-        <w:rPr>
-          <w:rtl w:val="0"/>
-        </w:rPr>
-      </w:r>
     </w:p>
     <w:p>
       <w:pPr>
         <w:widowControl w:val="0"/>
-        <w:shd w:fill="ffffff" w:val="clear"/>
-        <w:spacing w:line="240" w:lineRule="auto"/>
-        <w:rPr/>
+        <w:shd w:val="clear" w:color="auto" w:fill="FFFFFF"/>
+        <w:spacing w:line="240" w:lineRule="auto"/>
       </w:pPr>
       <w:r>
         <w:rPr>
           <w:color w:val="121512"/>
           <w:highlight w:val="white"/>
-          <w:rtl w:val="0"/>
         </w:rPr>
         <w:t xml:space="preserve">The partial mediation hypothesis is not supported at the state level. State-level comparison did not show the relationships that have been repeatedly found between income and obesity, and income and food insecurity. </w:t>
       </w:r>
       <w:r>
-        <w:rPr>
-          <w:rtl w:val="0"/>
-        </w:rPr>
         <w:t xml:space="preserve">State average data does not account for income disparities, which may obscure the relationships. Future research should test the partial mediation hypothesis between individual households on a smaller scale. State average data also does not account for the rural-urban divide. Future research should consider the role of rurality in mediating the relationship between income and food insecurity, and income and obesity. Future research should also test the significance of social determinants of health such as access to healthcare and stress in explaining the relationship between income and obesity. </w:t>
       </w:r>
     </w:p>
     <w:p>
       <w:pPr>
         <w:widowControl w:val="0"/>
-        <w:shd w:fill="ffffff" w:val="clear"/>
-        <w:spacing w:line="240" w:lineRule="auto"/>
-        <w:rPr/>
-      </w:pPr>
-      <w:r>
-        <w:rPr>
-          <w:rtl w:val="0"/>
-        </w:rPr>
-      </w:r>
+        <w:shd w:val="clear" w:color="auto" w:fill="FFFFFF"/>
+        <w:spacing w:line="240" w:lineRule="auto"/>
+      </w:pPr>
     </w:p>
     <w:sectPr>
-      <w:headerReference r:id="rId7" w:type="default"/>
-      <w:pgSz w:h="15840" w:w="12240" w:orient="portrait"/>
-      <w:pgMar w:bottom="1440" w:top="1440" w:left="1440" w:right="1440" w:header="720" w:footer="720"/>
+      <w:headerReference w:type="default" r:id="rId7"/>
+      <w:pgSz w:w="12240" w:h="15840"/>
+      <w:pgMar w:top="1440" w:right="1440" w:bottom="1440" w:left="1440" w:header="720" w:footer="720" w:gutter="0"/>
       <w:pgNumType w:start="1"/>
+      <w:cols w:space="720"/>
     </w:sectPr>
   </w:body>
 </w:document>
 </file>
 
+<file path=word/endnotes.xml><?xml version="1.0" encoding="utf-8"?>
+<w:endnotes xmlns:wpc="http://schemas.microsoft.com/office/word/2010/wordprocessingCanvas" xmlns:cx="http://schemas.microsoft.com/office/drawing/2014/chartex" xmlns:cx1="http://schemas.microsoft.com/office/drawing/2015/9/8/chartex" xmlns:cx2="http://schemas.microsoft.com/office/drawing/2015/10/21/chartex" xmlns:cx3="http://schemas.microsoft.com/office/drawing/2016/5/9/chartex" xmlns:cx4="http://schemas.microsoft.com/office/drawing/2016/5/10/chartex" xmlns:cx5="http://schemas.microsoft.com/office/drawing/2016/5/11/chartex" xmlns:cx6="http://schemas.microsoft.com/office/drawing/2016/5/12/chartex" xmlns:cx7="http://schemas.microsoft.com/office/drawing/2016/5/13/chartex" xmlns:cx8="http://schemas.microsoft.com/office/drawing/2016/5/14/chartex" xmlns:mc="http://schemas.openxmlformats.org/markup-compatibility/2006" xmlns:aink="http://schemas.microsoft.com/office/drawing/2016/ink" xmlns:am3d="http://schemas.microsoft.com/office/drawing/2017/model3d" xmlns:o="urn:schemas-microsoft-com:office:office" xmlns:oel="http://schemas.microsoft.com/office/2019/extlst" xmlns:r="http://schemas.openxmlformats.org/officeDocument/2006/relationships" xmlns:m="http://schemas.openxmlformats.org/officeDocument/2006/math" xmlns:v="urn:schemas-microsoft-com:vml" xmlns:wp14="http://schemas.microsoft.com/office/word/2010/wordprocessingDrawing" xmlns:wp="http://schemas.openxmlformats.org/drawingml/2006/wordprocessingDrawing" xmlns:w10="urn:schemas-microsoft-com:office:word" xmlns:w="http://schemas.openxmlformats.org/wordprocessingml/2006/main" xmlns:w14="http://schemas.microsoft.com/office/word/2010/wordml" xmlns:w15="http://schemas.microsoft.com/office/word/2012/wordml" xmlns:w16cex="http://schemas.microsoft.com/office/word/2018/wordml/cex" xmlns:w16cid="http://schemas.microsoft.com/office/word/2016/wordml/cid" xmlns:w16="http://schemas.microsoft.com/office/word/2018/wordml" xmlns:w16sdtdh="http://schemas.microsoft.com/office/word/2020/wordml/sdtdatahash" xmlns:w16se="http://schemas.microsoft.com/office/word/2015/wordml/symex" xmlns:wpg="http://schemas.microsoft.com/office/word/2010/wordprocessingGroup" xmlns:wpi="http://schemas.microsoft.com/office/word/2010/wordprocessingInk" xmlns:wne="http://schemas.microsoft.com/office/word/2006/wordml" xmlns:wps="http://schemas.microsoft.com/office/word/2010/wordprocessingShape" mc:Ignorable="w14 w15 w16se w16cid w16 w16cex w16sdtdh wp14">
+  <w:endnote w:type="separator" w:id="-1">
+    <w:p>
+      <w:pPr>
+        <w:spacing w:line="240" w:lineRule="auto"/>
+      </w:pPr>
+      <w:r>
+        <w:separator/>
+      </w:r>
+    </w:p>
+  </w:endnote>
+  <w:endnote w:type="continuationSeparator" w:id="0">
+    <w:p>
+      <w:pPr>
+        <w:spacing w:line="240" w:lineRule="auto"/>
+      </w:pPr>
+      <w:r>
+        <w:continuationSeparator/>
+      </w:r>
+    </w:p>
+  </w:endnote>
+</w:endnotes>
+</file>
+
 <file path=word/footnotes.xml><?xml version="1.0" encoding="utf-8"?>
-<w:footnotes xmlns:mc="http://schemas.openxmlformats.org/markup-compatibility/2006" xmlns:o="urn:schemas-microsoft-com:office:office" xmlns:r="http://schemas.openxmlformats.org/officeDocument/2006/relationships" xmlns:m="http://schemas.openxmlformats.org/officeDocument/2006/math" xmlns:v="urn:schemas-microsoft-com:vml" xmlns:wp="http://schemas.openxmlformats.org/drawingml/2006/wordprocessingDrawing" xmlns:w10="urn:schemas-microsoft-com:office:word" xmlns:w="http://schemas.openxmlformats.org/wordprocessingml/2006/main" xmlns:wne="http://schemas.microsoft.com/office/word/2006/wordml" xmlns:sl="http://schemas.openxmlformats.org/schemaLibrary/2006/main" xmlns:a="http://schemas.openxmlformats.org/drawingml/2006/main" xmlns:pic="http://schemas.openxmlformats.org/drawingml/2006/picture" xmlns:c="http://schemas.openxmlformats.org/drawingml/2006/chart" xmlns:lc="http://schemas.openxmlformats.org/drawingml/2006/lockedCanvas" xmlns:dgm="http://schemas.openxmlformats.org/drawingml/2006/diagram" xmlns:wps="http://schemas.microsoft.com/office/word/2010/wordprocessingShape" xmlns:wpg="http://schemas.microsoft.com/office/word/2010/wordprocessingGroup" xmlns:w14="http://schemas.microsoft.com/office/word/2010/wordml" xmlns:w15="http://schemas.microsoft.com/office/word/2012/wordml" xmlns:w16="http://schemas.microsoft.com/office/word/2018/wordml" xmlns:w16cex="http://schemas.microsoft.com/office/word/2018/wordml/cex" xmlns:w16cid="http://schemas.microsoft.com/office/word/2016/wordml/cid" xmlns="http://schemas.microsoft.com/office/tasks/2019/documenttasks" xmlns:cr="http://schemas.microsoft.com/office/comments/2020/reactions">
-  <w:footnote w:id="3">
-    <w:p>
-      <w:pPr>
-        <w:spacing w:line="240" w:lineRule="auto"/>
-        <w:rPr>
-          <w:sz w:val="20"/>
-          <w:szCs w:val="20"/>
-        </w:rPr>
-      </w:pPr>
-      <w:r>
-        <w:rPr>
-          <w:rStyle w:val="FootnoteReference"/>
+<w:footnotes xmlns:wpc="http://schemas.microsoft.com/office/word/2010/wordprocessingCanvas" xmlns:cx="http://schemas.microsoft.com/office/drawing/2014/chartex" xmlns:cx1="http://schemas.microsoft.com/office/drawing/2015/9/8/chartex" xmlns:cx2="http://schemas.microsoft.com/office/drawing/2015/10/21/chartex" xmlns:cx3="http://schemas.microsoft.com/office/drawing/2016/5/9/chartex" xmlns:cx4="http://schemas.microsoft.com/office/drawing/2016/5/10/chartex" xmlns:cx5="http://schemas.microsoft.com/office/drawing/2016/5/11/chartex" xmlns:cx6="http://schemas.microsoft.com/office/drawing/2016/5/12/chartex" xmlns:cx7="http://schemas.microsoft.com/office/drawing/2016/5/13/chartex" xmlns:cx8="http://schemas.microsoft.com/office/drawing/2016/5/14/chartex" xmlns:mc="http://schemas.openxmlformats.org/markup-compatibility/2006" xmlns:aink="http://schemas.microsoft.com/office/drawing/2016/ink" xmlns:am3d="http://schemas.microsoft.com/office/drawing/2017/model3d" xmlns:o="urn:schemas-microsoft-com:office:office" xmlns:oel="http://schemas.microsoft.com/office/2019/extlst" xmlns:r="http://schemas.openxmlformats.org/officeDocument/2006/relationships" xmlns:m="http://schemas.openxmlformats.org/officeDocument/2006/math" xmlns:v="urn:schemas-microsoft-com:vml" xmlns:wp14="http://schemas.microsoft.com/office/word/2010/wordprocessingDrawing" xmlns:wp="http://schemas.openxmlformats.org/drawingml/2006/wordprocessingDrawing" xmlns:w10="urn:schemas-microsoft-com:office:word" xmlns:w="http://schemas.openxmlformats.org/wordprocessingml/2006/main" xmlns:w14="http://schemas.microsoft.com/office/word/2010/wordml" xmlns:w15="http://schemas.microsoft.com/office/word/2012/wordml" xmlns:w16cex="http://schemas.microsoft.com/office/word/2018/wordml/cex" xmlns:w16cid="http://schemas.microsoft.com/office/word/2016/wordml/cid" xmlns:w16="http://schemas.microsoft.com/office/word/2018/wordml" xmlns:w16sdtdh="http://schemas.microsoft.com/office/word/2020/wordml/sdtdatahash" xmlns:w16se="http://schemas.microsoft.com/office/word/2015/wordml/symex" xmlns:wpg="http://schemas.microsoft.com/office/word/2010/wordprocessingGroup" xmlns:wpi="http://schemas.microsoft.com/office/word/2010/wordprocessingInk" xmlns:wne="http://schemas.microsoft.com/office/word/2006/wordml" xmlns:wps="http://schemas.microsoft.com/office/word/2010/wordprocessingShape" mc:Ignorable="w14 w15 w16se w16cid w16 w16cex w16sdtdh wp14">
+  <w:footnote w:type="separator" w:id="-1">
+    <w:p>
+      <w:pPr>
+        <w:spacing w:line="240" w:lineRule="auto"/>
+      </w:pPr>
+      <w:r>
+        <w:separator/>
+      </w:r>
+    </w:p>
+  </w:footnote>
+  <w:footnote w:type="continuationSeparator" w:id="0">
+    <w:p>
+      <w:pPr>
+        <w:spacing w:line="240" w:lineRule="auto"/>
+      </w:pPr>
+      <w:r>
+        <w:continuationSeparator/>
+      </w:r>
+    </w:p>
+  </w:footnote>
+  <w:footnote w:id="1">
+    <w:p>
+      <w:pPr>
+        <w:spacing w:line="240" w:lineRule="auto"/>
+        <w:rPr>
+          <w:sz w:val="20"/>
+          <w:szCs w:val="20"/>
+        </w:rPr>
+      </w:pPr>
+      <w:r>
+        <w:rPr>
           <w:vertAlign w:val="superscript"/>
         </w:rPr>
         <w:footnoteRef/>
@@ -354,44 +382,29 @@
         <w:rPr>
           <w:sz w:val="20"/>
           <w:szCs w:val="20"/>
-          <w:rtl w:val="0"/>
-        </w:rPr>
-        <w:t xml:space="preserve"> </w:t>
-      </w:r>
-      <w:r>
-        <w:rPr>
-          <w:sz w:val="20"/>
-          <w:szCs w:val="20"/>
-          <w:highlight w:val="white"/>
-          <w:rtl w:val="0"/>
-        </w:rPr>
-        <w:t xml:space="preserve">Marmot, M. (2002). The influence of income on health: Views of an epidemiologist. </w:t>
-      </w:r>
-      <w:r>
-        <w:rPr>
-          <w:i w:val="1"/>
-          <w:sz w:val="20"/>
-          <w:szCs w:val="20"/>
-          <w:rtl w:val="0"/>
-        </w:rPr>
-        <w:t xml:space="preserve">Health Affairs, 21</w:t>
-      </w:r>
-      <w:r>
-        <w:rPr>
-          <w:sz w:val="20"/>
-          <w:szCs w:val="20"/>
-          <w:highlight w:val="white"/>
-          <w:rtl w:val="0"/>
-        </w:rPr>
-        <w:t xml:space="preserve">(2), 31–46.</w:t>
+        </w:rPr>
+        <w:t xml:space="preserve"> McLaren, L. (2007). Socioeconomic status and obesity. </w:t>
+      </w:r>
+      <w:r>
+        <w:rPr>
+          <w:i/>
+          <w:sz w:val="20"/>
+          <w:szCs w:val="20"/>
+        </w:rPr>
+        <w:t>Epidemiologic Reviews, 29</w:t>
+      </w:r>
+      <w:r>
+        <w:rPr>
+          <w:sz w:val="20"/>
+          <w:szCs w:val="20"/>
+        </w:rPr>
+        <w:t>(1), 29–48.</w:t>
       </w:r>
       <w:hyperlink r:id="rId1">
         <w:r>
           <w:rPr>
             <w:sz w:val="20"/>
             <w:szCs w:val="20"/>
-            <w:highlight w:val="white"/>
-            <w:rtl w:val="0"/>
           </w:rPr>
           <w:t xml:space="preserve"> </w:t>
         </w:r>
@@ -399,34 +412,27 @@
       <w:hyperlink r:id="rId2">
         <w:r>
           <w:rPr>
-            <w:color w:val="1155cc"/>
+            <w:color w:val="1155CC"/>
             <w:sz w:val="20"/>
             <w:szCs w:val="20"/>
             <w:u w:val="single"/>
-            <w:rtl w:val="0"/>
           </w:rPr>
-          <w:t xml:space="preserve">https://doi.org/10.1377/hlthaff.21.2.31</w:t>
+          <w:t>https://doi.org/10.1093/epirev/mxm001</w:t>
         </w:r>
       </w:hyperlink>
-      <w:r>
-        <w:rPr>
-          <w:rtl w:val="0"/>
-        </w:rPr>
-      </w:r>
     </w:p>
   </w:footnote>
-  <w:footnote w:id="7">
-    <w:p>
-      <w:pPr>
-        <w:spacing w:line="240" w:lineRule="auto"/>
-        <w:rPr>
-          <w:sz w:val="24"/>
-          <w:szCs w:val="24"/>
-        </w:rPr>
-      </w:pPr>
-      <w:r>
-        <w:rPr>
-          <w:rStyle w:val="FootnoteReference"/>
+  <w:footnote w:id="2">
+    <w:p>
+      <w:pPr>
+        <w:spacing w:line="240" w:lineRule="auto"/>
+        <w:rPr>
+          <w:sz w:val="20"/>
+          <w:szCs w:val="20"/>
+        </w:rPr>
+      </w:pPr>
+      <w:r>
+        <w:rPr>
           <w:vertAlign w:val="superscript"/>
         </w:rPr>
         <w:footnoteRef/>
@@ -435,33 +441,61 @@
         <w:rPr>
           <w:sz w:val="20"/>
           <w:szCs w:val="20"/>
-          <w:rtl w:val="0"/>
-        </w:rPr>
-        <w:t xml:space="preserve"> Pan, L., Sherry, B., Njai, R., &amp; Blanck, H. M. (2012). "Food insecurity is associated with obesity among US adults in 12 states." </w:t>
-      </w:r>
-      <w:r>
-        <w:rPr>
-          <w:i w:val="1"/>
-          <w:sz w:val="20"/>
-          <w:szCs w:val="20"/>
-          <w:rtl w:val="0"/>
-        </w:rPr>
-        <w:t xml:space="preserve">Journal of the Academy of Nutrition and Dietetics, 112</w:t>
-      </w:r>
-      <w:r>
-        <w:rPr>
-          <w:sz w:val="20"/>
-          <w:szCs w:val="20"/>
-          <w:rtl w:val="0"/>
-        </w:rPr>
-        <w:t xml:space="preserve">(9), 1403–1409.</w:t>
+        </w:rPr>
+        <w:t xml:space="preserve"> </w:t>
+      </w:r>
+      <w:proofErr w:type="spellStart"/>
+      <w:r>
+        <w:rPr>
+          <w:sz w:val="20"/>
+          <w:szCs w:val="20"/>
+        </w:rPr>
+        <w:t>Sobal</w:t>
+      </w:r>
+      <w:proofErr w:type="spellEnd"/>
+      <w:r>
+        <w:rPr>
+          <w:sz w:val="20"/>
+          <w:szCs w:val="20"/>
+        </w:rPr>
+        <w:t xml:space="preserve">, J., &amp; </w:t>
+      </w:r>
+      <w:proofErr w:type="spellStart"/>
+      <w:r>
+        <w:rPr>
+          <w:sz w:val="20"/>
+          <w:szCs w:val="20"/>
+        </w:rPr>
+        <w:t>Stunkard</w:t>
+      </w:r>
+      <w:proofErr w:type="spellEnd"/>
+      <w:r>
+        <w:rPr>
+          <w:sz w:val="20"/>
+          <w:szCs w:val="20"/>
+        </w:rPr>
+        <w:t xml:space="preserve">, A. J. (1989). Socioeconomic status and obesity: A review of the literature. </w:t>
+      </w:r>
+      <w:r>
+        <w:rPr>
+          <w:i/>
+          <w:sz w:val="20"/>
+          <w:szCs w:val="20"/>
+        </w:rPr>
+        <w:t>Psychological Bulletin, 105</w:t>
+      </w:r>
+      <w:r>
+        <w:rPr>
+          <w:sz w:val="20"/>
+          <w:szCs w:val="20"/>
+        </w:rPr>
+        <w:t>(2), 260–275.</w:t>
       </w:r>
       <w:hyperlink r:id="rId3">
         <w:r>
           <w:rPr>
             <w:sz w:val="20"/>
             <w:szCs w:val="20"/>
-            <w:rtl w:val="0"/>
           </w:rPr>
           <w:t xml:space="preserve"> </w:t>
         </w:r>
@@ -469,42 +503,27 @@
       <w:hyperlink r:id="rId4">
         <w:r>
           <w:rPr>
-            <w:color w:val="1155cc"/>
+            <w:color w:val="1155CC"/>
             <w:sz w:val="20"/>
             <w:szCs w:val="20"/>
             <w:u w:val="single"/>
-            <w:rtl w:val="0"/>
           </w:rPr>
-          <w:t xml:space="preserve">https://doi.org/10.1016/j.jand.2012.06.011</w:t>
+          <w:t>https://doi.org/10.1037/0033-2909.105.2.260</w:t>
         </w:r>
       </w:hyperlink>
-      <w:r>
-        <w:rPr>
-          <w:sz w:val="20"/>
-          <w:szCs w:val="20"/>
-          <w:rtl w:val="0"/>
-        </w:rPr>
-        <w:t xml:space="preserve">.</w:t>
-      </w:r>
-      <w:r>
-        <w:rPr>
-          <w:rtl w:val="0"/>
-        </w:rPr>
-      </w:r>
     </w:p>
   </w:footnote>
-  <w:footnote w:id="5">
-    <w:p>
-      <w:pPr>
-        <w:spacing w:line="240" w:lineRule="auto"/>
-        <w:rPr>
-          <w:sz w:val="20"/>
-          <w:szCs w:val="20"/>
-        </w:rPr>
-      </w:pPr>
-      <w:r>
-        <w:rPr>
-          <w:rStyle w:val="FootnoteReference"/>
+  <w:footnote w:id="3">
+    <w:p>
+      <w:pPr>
+        <w:spacing w:line="240" w:lineRule="auto"/>
+        <w:rPr>
+          <w:sz w:val="20"/>
+          <w:szCs w:val="20"/>
+        </w:rPr>
+      </w:pPr>
+      <w:r>
+        <w:rPr>
           <w:vertAlign w:val="superscript"/>
         </w:rPr>
         <w:footnoteRef/>
@@ -513,44 +532,29 @@
         <w:rPr>
           <w:sz w:val="20"/>
           <w:szCs w:val="20"/>
-          <w:rtl w:val="0"/>
-        </w:rPr>
-        <w:t xml:space="preserve"> </w:t>
-      </w:r>
-      <w:r>
-        <w:rPr>
-          <w:sz w:val="20"/>
-          <w:szCs w:val="20"/>
-          <w:highlight w:val="white"/>
-          <w:rtl w:val="0"/>
-        </w:rPr>
-        <w:t xml:space="preserve">T, Li. (2023). "Household food insecurity in Canada, 2022." </w:t>
-      </w:r>
-      <w:r>
-        <w:rPr>
-          <w:i w:val="1"/>
-          <w:sz w:val="20"/>
-          <w:szCs w:val="20"/>
-          <w:rtl w:val="0"/>
-        </w:rPr>
-        <w:t xml:space="preserve">Household food insecurity in Canada, 2022</w:t>
-      </w:r>
-      <w:r>
-        <w:rPr>
-          <w:sz w:val="20"/>
-          <w:szCs w:val="20"/>
-          <w:highlight w:val="white"/>
-          <w:rtl w:val="0"/>
-        </w:rPr>
-        <w:t xml:space="preserve">. Retrieved March 5, 2024, from</w:t>
+        </w:rPr>
+        <w:t xml:space="preserve"> Marmot, M. (2002). The influence of income on health: Views of an epidemiologist. </w:t>
+      </w:r>
+      <w:r>
+        <w:rPr>
+          <w:i/>
+          <w:sz w:val="20"/>
+          <w:szCs w:val="20"/>
+        </w:rPr>
+        <w:t>Health Affairs, 21</w:t>
+      </w:r>
+      <w:r>
+        <w:rPr>
+          <w:sz w:val="20"/>
+          <w:szCs w:val="20"/>
+        </w:rPr>
+        <w:t>(2), 31–46.</w:t>
       </w:r>
       <w:hyperlink r:id="rId5">
         <w:r>
           <w:rPr>
             <w:sz w:val="20"/>
             <w:szCs w:val="20"/>
-            <w:highlight w:val="white"/>
-            <w:rtl w:val="0"/>
           </w:rPr>
           <w:t xml:space="preserve"> </w:t>
         </w:r>
@@ -558,43 +562,27 @@
       <w:hyperlink r:id="rId6">
         <w:r>
           <w:rPr>
-            <w:color w:val="1155cc"/>
+            <w:color w:val="1155CC"/>
             <w:sz w:val="20"/>
             <w:szCs w:val="20"/>
             <w:u w:val="single"/>
-            <w:rtl w:val="0"/>
           </w:rPr>
-          <w:t xml:space="preserve">https://proof.utoronto.ca/resource/household-food-insecurity-in-canada-2022/</w:t>
+          <w:t>https://doi.org/10.1377/hlthaff.21.2.31</w:t>
         </w:r>
       </w:hyperlink>
-      <w:r>
-        <w:rPr>
-          <w:sz w:val="20"/>
-          <w:szCs w:val="20"/>
-          <w:highlight w:val="white"/>
-          <w:rtl w:val="0"/>
-        </w:rPr>
-        <w:t xml:space="preserve">.</w:t>
-      </w:r>
-      <w:r>
-        <w:rPr>
-          <w:rtl w:val="0"/>
-        </w:rPr>
-      </w:r>
     </w:p>
   </w:footnote>
-  <w:footnote w:id="6">
-    <w:p>
-      <w:pPr>
-        <w:spacing w:line="240" w:lineRule="auto"/>
-        <w:rPr>
-          <w:sz w:val="20"/>
-          <w:szCs w:val="20"/>
-        </w:rPr>
-      </w:pPr>
-      <w:r>
-        <w:rPr>
-          <w:rStyle w:val="FootnoteReference"/>
+  <w:footnote w:id="4">
+    <w:p>
+      <w:pPr>
+        <w:spacing w:line="240" w:lineRule="auto"/>
+        <w:rPr>
+          <w:sz w:val="20"/>
+          <w:szCs w:val="20"/>
+        </w:rPr>
+      </w:pPr>
+      <w:r>
+        <w:rPr>
           <w:vertAlign w:val="superscript"/>
         </w:rPr>
         <w:footnoteRef/>
@@ -603,28 +591,32 @@
         <w:rPr>
           <w:sz w:val="20"/>
           <w:szCs w:val="20"/>
-          <w:highlight w:val="white"/>
-          <w:rtl w:val="0"/>
-        </w:rPr>
-        <w:t xml:space="preserve">Anon. (2009). "World agricultural production, resource use, and productivity, 1961–2020." </w:t>
-      </w:r>
-      <w:r>
-        <w:rPr>
-          <w:i w:val="1"/>
-          <w:sz w:val="20"/>
-          <w:szCs w:val="20"/>
-          <w:rtl w:val="0"/>
-        </w:rPr>
-        <w:t xml:space="preserve">USDA ERS - Home</w:t>
-      </w:r>
-      <w:r>
-        <w:rPr>
-          <w:sz w:val="20"/>
-          <w:szCs w:val="20"/>
-          <w:highlight w:val="white"/>
-          <w:rtl w:val="0"/>
-        </w:rPr>
-        <w:t xml:space="preserve">. Retrieved March 5, 2024, from</w:t>
+        </w:rPr>
+        <w:t xml:space="preserve"> </w:t>
+      </w:r>
+      <w:r>
+        <w:rPr>
+          <w:sz w:val="20"/>
+          <w:szCs w:val="20"/>
+          <w:highlight w:val="white"/>
+        </w:rPr>
+        <w:t xml:space="preserve">Marmot, M. (2002). The influence of income on health: Views of an epidemiologist. </w:t>
+      </w:r>
+      <w:r>
+        <w:rPr>
+          <w:i/>
+          <w:sz w:val="20"/>
+          <w:szCs w:val="20"/>
+        </w:rPr>
+        <w:t>Health Affairs, 21</w:t>
+      </w:r>
+      <w:r>
+        <w:rPr>
+          <w:sz w:val="20"/>
+          <w:szCs w:val="20"/>
+          <w:highlight w:val="white"/>
+        </w:rPr>
+        <w:t>(2), 31–46.</w:t>
       </w:r>
       <w:hyperlink r:id="rId7">
         <w:r>
@@ -632,7 +624,6 @@
             <w:sz w:val="20"/>
             <w:szCs w:val="20"/>
             <w:highlight w:val="white"/>
-            <w:rtl w:val="0"/>
           </w:rPr>
           <w:t xml:space="preserve"> </w:t>
         </w:r>
@@ -640,43 +631,27 @@
       <w:hyperlink r:id="rId8">
         <w:r>
           <w:rPr>
-            <w:color w:val="1155cc"/>
+            <w:color w:val="1155CC"/>
             <w:sz w:val="20"/>
             <w:szCs w:val="20"/>
             <w:u w:val="single"/>
-            <w:rtl w:val="0"/>
           </w:rPr>
-          <w:t xml:space="preserve">https://www.ers.usda.gov/</w:t>
+          <w:t>https://doi.org/10.1377/hlthaff.21.2.31</w:t>
         </w:r>
       </w:hyperlink>
-      <w:r>
-        <w:rPr>
-          <w:sz w:val="20"/>
-          <w:szCs w:val="20"/>
-          <w:highlight w:val="white"/>
-          <w:rtl w:val="0"/>
-        </w:rPr>
-        <w:t xml:space="preserve">.</w:t>
-      </w:r>
-      <w:r>
-        <w:rPr>
-          <w:rtl w:val="0"/>
-        </w:rPr>
-      </w:r>
     </w:p>
   </w:footnote>
-  <w:footnote w:id="4">
-    <w:p>
-      <w:pPr>
-        <w:spacing w:line="240" w:lineRule="auto"/>
-        <w:rPr>
-          <w:sz w:val="20"/>
-          <w:szCs w:val="20"/>
-        </w:rPr>
-      </w:pPr>
-      <w:r>
-        <w:rPr>
-          <w:rStyle w:val="FootnoteReference"/>
+  <w:footnote w:id="5">
+    <w:p>
+      <w:pPr>
+        <w:spacing w:line="240" w:lineRule="auto"/>
+        <w:rPr>
+          <w:sz w:val="20"/>
+          <w:szCs w:val="20"/>
+        </w:rPr>
+      </w:pPr>
+      <w:r>
+        <w:rPr>
           <w:vertAlign w:val="superscript"/>
         </w:rPr>
         <w:footnoteRef/>
@@ -685,36 +660,42 @@
         <w:rPr>
           <w:sz w:val="20"/>
           <w:szCs w:val="20"/>
-          <w:rtl w:val="0"/>
         </w:rPr>
         <w:t xml:space="preserve"> </w:t>
       </w:r>
-      <w:r>
-        <w:rPr>
-          <w:sz w:val="20"/>
-          <w:szCs w:val="20"/>
-          <w:highlight w:val="white"/>
-          <w:rtl w:val="0"/>
-        </w:rPr>
-        <w:t xml:space="preserve">Reidpath, D. D., Burns, C., Garrard, J., et al. (2002). An ecological study of the relationship between social and environmental determinants of obesity. </w:t>
-      </w:r>
-      <w:r>
-        <w:rPr>
-          <w:i w:val="1"/>
-          <w:sz w:val="20"/>
-          <w:szCs w:val="20"/>
-          <w:rtl w:val="0"/>
-        </w:rPr>
-        <w:t xml:space="preserve">Health &amp; Place, 8</w:t>
-      </w:r>
-      <w:r>
-        <w:rPr>
-          <w:sz w:val="20"/>
-          <w:szCs w:val="20"/>
-          <w:highlight w:val="white"/>
-          <w:rtl w:val="0"/>
-        </w:rPr>
-        <w:t xml:space="preserve">(2), 141–145.</w:t>
+      <w:proofErr w:type="spellStart"/>
+      <w:r>
+        <w:rPr>
+          <w:sz w:val="20"/>
+          <w:szCs w:val="20"/>
+          <w:highlight w:val="white"/>
+        </w:rPr>
+        <w:t>Reidpath</w:t>
+      </w:r>
+      <w:proofErr w:type="spellEnd"/>
+      <w:r>
+        <w:rPr>
+          <w:sz w:val="20"/>
+          <w:szCs w:val="20"/>
+          <w:highlight w:val="white"/>
+        </w:rPr>
+        <w:t xml:space="preserve">, D. D., Burns, C., Garrard, J., et al. (2002). An ecological study of the relationship between social and environmental determinants of obesity. </w:t>
+      </w:r>
+      <w:r>
+        <w:rPr>
+          <w:i/>
+          <w:sz w:val="20"/>
+          <w:szCs w:val="20"/>
+        </w:rPr>
+        <w:t>Health &amp; Place, 8</w:t>
+      </w:r>
+      <w:r>
+        <w:rPr>
+          <w:sz w:val="20"/>
+          <w:szCs w:val="20"/>
+          <w:highlight w:val="white"/>
+        </w:rPr>
+        <w:t>(2), 141–145.</w:t>
       </w:r>
       <w:hyperlink r:id="rId9">
         <w:r>
@@ -722,7 +703,6 @@
             <w:sz w:val="20"/>
             <w:szCs w:val="20"/>
             <w:highlight w:val="white"/>
-            <w:rtl w:val="0"/>
           </w:rPr>
           <w:t xml:space="preserve"> </w:t>
         </w:r>
@@ -730,34 +710,27 @@
       <w:hyperlink r:id="rId10">
         <w:r>
           <w:rPr>
-            <w:color w:val="1155cc"/>
+            <w:color w:val="1155CC"/>
             <w:sz w:val="20"/>
             <w:szCs w:val="20"/>
             <w:u w:val="single"/>
-            <w:rtl w:val="0"/>
           </w:rPr>
-          <w:t xml:space="preserve">https://doi.org/10.1016/S1353-8292(01)00028-4</w:t>
+          <w:t>https://doi.org/10.1016/S1353-8292(01)00028-4</w:t>
         </w:r>
       </w:hyperlink>
-      <w:r>
-        <w:rPr>
-          <w:rtl w:val="0"/>
-        </w:rPr>
-      </w:r>
     </w:p>
   </w:footnote>
-  <w:footnote w:id="0">
-    <w:p>
-      <w:pPr>
-        <w:spacing w:line="240" w:lineRule="auto"/>
-        <w:rPr>
-          <w:sz w:val="20"/>
-          <w:szCs w:val="20"/>
-        </w:rPr>
-      </w:pPr>
-      <w:r>
-        <w:rPr>
-          <w:rStyle w:val="FootnoteReference"/>
+  <w:footnote w:id="6">
+    <w:p>
+      <w:pPr>
+        <w:spacing w:line="240" w:lineRule="auto"/>
+        <w:rPr>
+          <w:sz w:val="20"/>
+          <w:szCs w:val="20"/>
+        </w:rPr>
+      </w:pPr>
+      <w:r>
+        <w:rPr>
           <w:vertAlign w:val="superscript"/>
         </w:rPr>
         <w:footnoteRef/>
@@ -766,33 +739,39 @@
         <w:rPr>
           <w:sz w:val="20"/>
           <w:szCs w:val="20"/>
-          <w:rtl w:val="0"/>
-        </w:rPr>
-        <w:t xml:space="preserve"> McLaren, L. (2007). Socioeconomic status and obesity. </w:t>
-      </w:r>
-      <w:r>
-        <w:rPr>
-          <w:i w:val="1"/>
-          <w:sz w:val="20"/>
-          <w:szCs w:val="20"/>
-          <w:rtl w:val="0"/>
-        </w:rPr>
-        <w:t xml:space="preserve">Epidemiologic Reviews, 29</w:t>
-      </w:r>
-      <w:r>
-        <w:rPr>
-          <w:sz w:val="20"/>
-          <w:szCs w:val="20"/>
-          <w:rtl w:val="0"/>
-        </w:rPr>
-        <w:t xml:space="preserve">(1), 29–48.</w:t>
+        </w:rPr>
+        <w:t xml:space="preserve"> </w:t>
+      </w:r>
+      <w:r>
+        <w:rPr>
+          <w:sz w:val="20"/>
+          <w:szCs w:val="20"/>
+          <w:highlight w:val="white"/>
+        </w:rPr>
+        <w:t xml:space="preserve">T, Li. (2023). "Household food insecurity in Canada, 2022." </w:t>
+      </w:r>
+      <w:r>
+        <w:rPr>
+          <w:i/>
+          <w:sz w:val="20"/>
+          <w:szCs w:val="20"/>
+        </w:rPr>
+        <w:t>Household food insecurity in Canada, 2022</w:t>
+      </w:r>
+      <w:r>
+        <w:rPr>
+          <w:sz w:val="20"/>
+          <w:szCs w:val="20"/>
+          <w:highlight w:val="white"/>
+        </w:rPr>
+        <w:t>. Retrieved March 5, 2024, from</w:t>
       </w:r>
       <w:hyperlink r:id="rId11">
         <w:r>
           <w:rPr>
             <w:sz w:val="20"/>
             <w:szCs w:val="20"/>
-            <w:rtl w:val="0"/>
+            <w:highlight w:val="white"/>
           </w:rPr>
           <w:t xml:space="preserve"> </w:t>
         </w:r>
@@ -800,34 +779,35 @@
       <w:hyperlink r:id="rId12">
         <w:r>
           <w:rPr>
-            <w:color w:val="1155cc"/>
+            <w:color w:val="1155CC"/>
             <w:sz w:val="20"/>
             <w:szCs w:val="20"/>
             <w:u w:val="single"/>
-            <w:rtl w:val="0"/>
           </w:rPr>
-          <w:t xml:space="preserve">https://doi.org/10.1093/epirev/mxm001</w:t>
+          <w:t>https://proof.utoronto.ca/resource/household-food-insecurity-in-canada-2022/</w:t>
         </w:r>
       </w:hyperlink>
       <w:r>
         <w:rPr>
-          <w:rtl w:val="0"/>
-        </w:rPr>
+          <w:sz w:val="20"/>
+          <w:szCs w:val="20"/>
+          <w:highlight w:val="white"/>
+        </w:rPr>
+        <w:t>.</w:t>
       </w:r>
     </w:p>
   </w:footnote>
-  <w:footnote w:id="1">
-    <w:p>
-      <w:pPr>
-        <w:spacing w:line="240" w:lineRule="auto"/>
-        <w:rPr>
-          <w:sz w:val="20"/>
-          <w:szCs w:val="20"/>
-        </w:rPr>
-      </w:pPr>
-      <w:r>
-        <w:rPr>
-          <w:rStyle w:val="FootnoteReference"/>
+  <w:footnote w:id="7">
+    <w:p>
+      <w:pPr>
+        <w:spacing w:line="240" w:lineRule="auto"/>
+        <w:rPr>
+          <w:sz w:val="20"/>
+          <w:szCs w:val="20"/>
+        </w:rPr>
+      </w:pPr>
+      <w:r>
+        <w:rPr>
           <w:vertAlign w:val="superscript"/>
         </w:rPr>
         <w:footnoteRef/>
@@ -836,33 +816,32 @@
         <w:rPr>
           <w:sz w:val="20"/>
           <w:szCs w:val="20"/>
-          <w:rtl w:val="0"/>
-        </w:rPr>
-        <w:t xml:space="preserve"> Sobal, J., &amp; Stunkard, A. J. (1989). Socioeconomic status and obesity: A review of the literature. </w:t>
-      </w:r>
-      <w:r>
-        <w:rPr>
-          <w:i w:val="1"/>
-          <w:sz w:val="20"/>
-          <w:szCs w:val="20"/>
-          <w:rtl w:val="0"/>
-        </w:rPr>
-        <w:t xml:space="preserve">Psychological Bulletin, 105</w:t>
-      </w:r>
-      <w:r>
-        <w:rPr>
-          <w:sz w:val="20"/>
-          <w:szCs w:val="20"/>
-          <w:rtl w:val="0"/>
-        </w:rPr>
-        <w:t xml:space="preserve">(2), 260–275.</w:t>
+          <w:highlight w:val="white"/>
+        </w:rPr>
+        <w:t xml:space="preserve">Anon. (2009). "World agricultural production, resource use, and productivity, 1961–2020." </w:t>
+      </w:r>
+      <w:r>
+        <w:rPr>
+          <w:i/>
+          <w:sz w:val="20"/>
+          <w:szCs w:val="20"/>
+        </w:rPr>
+        <w:t>USDA ERS - Home</w:t>
+      </w:r>
+      <w:r>
+        <w:rPr>
+          <w:sz w:val="20"/>
+          <w:szCs w:val="20"/>
+          <w:highlight w:val="white"/>
+        </w:rPr>
+        <w:t>. Retrieved March 5, 2024, from</w:t>
       </w:r>
       <w:hyperlink r:id="rId13">
         <w:r>
           <w:rPr>
             <w:sz w:val="20"/>
             <w:szCs w:val="20"/>
-            <w:rtl w:val="0"/>
+            <w:highlight w:val="white"/>
           </w:rPr>
           <w:t xml:space="preserve"> </w:t>
         </w:r>
@@ -870,34 +849,35 @@
       <w:hyperlink r:id="rId14">
         <w:r>
           <w:rPr>
-            <w:color w:val="1155cc"/>
+            <w:color w:val="1155CC"/>
             <w:sz w:val="20"/>
             <w:szCs w:val="20"/>
             <w:u w:val="single"/>
-            <w:rtl w:val="0"/>
           </w:rPr>
-          <w:t xml:space="preserve">https://doi.org/10.1037/0033-2909.105.2.260</w:t>
+          <w:t>https://www.ers.usda.gov/</w:t>
         </w:r>
       </w:hyperlink>
       <w:r>
         <w:rPr>
-          <w:rtl w:val="0"/>
-        </w:rPr>
+          <w:sz w:val="20"/>
+          <w:szCs w:val="20"/>
+          <w:highlight w:val="white"/>
+        </w:rPr>
+        <w:t>.</w:t>
       </w:r>
     </w:p>
   </w:footnote>
-  <w:footnote w:id="2">
-    <w:p>
-      <w:pPr>
-        <w:spacing w:line="240" w:lineRule="auto"/>
-        <w:rPr>
-          <w:sz w:val="20"/>
-          <w:szCs w:val="20"/>
-        </w:rPr>
-      </w:pPr>
-      <w:r>
-        <w:rPr>
-          <w:rStyle w:val="FootnoteReference"/>
+  <w:footnote w:id="8">
+    <w:p>
+      <w:pPr>
+        <w:spacing w:line="240" w:lineRule="auto"/>
+        <w:rPr>
+          <w:sz w:val="24"/>
+          <w:szCs w:val="24"/>
+        </w:rPr>
+      </w:pPr>
+      <w:r>
+        <w:rPr>
           <w:vertAlign w:val="superscript"/>
         </w:rPr>
         <w:footnoteRef/>
@@ -906,33 +886,61 @@
         <w:rPr>
           <w:sz w:val="20"/>
           <w:szCs w:val="20"/>
-          <w:rtl w:val="0"/>
-        </w:rPr>
-        <w:t xml:space="preserve"> Marmot, M. (2002). The influence of income on health: Views of an epidemiologist. </w:t>
-      </w:r>
-      <w:r>
-        <w:rPr>
-          <w:i w:val="1"/>
-          <w:sz w:val="20"/>
-          <w:szCs w:val="20"/>
-          <w:rtl w:val="0"/>
-        </w:rPr>
-        <w:t xml:space="preserve">Health Affairs, 21</w:t>
-      </w:r>
-      <w:r>
-        <w:rPr>
-          <w:sz w:val="20"/>
-          <w:szCs w:val="20"/>
-          <w:rtl w:val="0"/>
-        </w:rPr>
-        <w:t xml:space="preserve">(2), 31–46.</w:t>
+        </w:rPr>
+        <w:t xml:space="preserve"> Pan, L., Sherry, B., </w:t>
+      </w:r>
+      <w:proofErr w:type="spellStart"/>
+      <w:r>
+        <w:rPr>
+          <w:sz w:val="20"/>
+          <w:szCs w:val="20"/>
+        </w:rPr>
+        <w:t>Njai</w:t>
+      </w:r>
+      <w:proofErr w:type="spellEnd"/>
+      <w:r>
+        <w:rPr>
+          <w:sz w:val="20"/>
+          <w:szCs w:val="20"/>
+        </w:rPr>
+        <w:t xml:space="preserve">, R., &amp; </w:t>
+      </w:r>
+      <w:proofErr w:type="spellStart"/>
+      <w:r>
+        <w:rPr>
+          <w:sz w:val="20"/>
+          <w:szCs w:val="20"/>
+        </w:rPr>
+        <w:t>Blanck</w:t>
+      </w:r>
+      <w:proofErr w:type="spellEnd"/>
+      <w:r>
+        <w:rPr>
+          <w:sz w:val="20"/>
+          <w:szCs w:val="20"/>
+        </w:rPr>
+        <w:t xml:space="preserve">, H. M. (2012). "Food insecurity is associated with obesity among US adults in 12 states." </w:t>
+      </w:r>
+      <w:r>
+        <w:rPr>
+          <w:i/>
+          <w:sz w:val="20"/>
+          <w:szCs w:val="20"/>
+        </w:rPr>
+        <w:t>Journal of the Academy of Nutrition and Dietetics, 112</w:t>
+      </w:r>
+      <w:r>
+        <w:rPr>
+          <w:sz w:val="20"/>
+          <w:szCs w:val="20"/>
+        </w:rPr>
+        <w:t>(9), 1403–1409.</w:t>
       </w:r>
       <w:hyperlink r:id="rId15">
         <w:r>
           <w:rPr>
             <w:sz w:val="20"/>
             <w:szCs w:val="20"/>
-            <w:rtl w:val="0"/>
           </w:rPr>
           <w:t xml:space="preserve"> </w:t>
         </w:r>
@@ -940,19 +948,20 @@
       <w:hyperlink r:id="rId16">
         <w:r>
           <w:rPr>
-            <w:color w:val="1155cc"/>
+            <w:color w:val="1155CC"/>
             <w:sz w:val="20"/>
             <w:szCs w:val="20"/>
             <w:u w:val="single"/>
-            <w:rtl w:val="0"/>
           </w:rPr>
-          <w:t xml:space="preserve">https://doi.org/10.1377/hlthaff.21.2.31</w:t>
+          <w:t>https://doi.org/10.1016/j.jand.2012.06.011</w:t>
         </w:r>
       </w:hyperlink>
       <w:r>
         <w:rPr>
-          <w:rtl w:val="0"/>
-        </w:rPr>
+          <w:sz w:val="20"/>
+          <w:szCs w:val="20"/>
+        </w:rPr>
+        <w:t>.</w:t>
       </w:r>
     </w:p>
   </w:footnote>
@@ -960,23 +969,17 @@
 </file>
 
 <file path=word/header1.xml><?xml version="1.0" encoding="utf-8"?>
-<w:hdr xmlns:mc="http://schemas.openxmlformats.org/markup-compatibility/2006" xmlns:o="urn:schemas-microsoft-com:office:office" xmlns:r="http://schemas.openxmlformats.org/officeDocument/2006/relationships" xmlns:m="http://schemas.openxmlformats.org/officeDocument/2006/math" xmlns:v="urn:schemas-microsoft-com:vml" xmlns:wp="http://schemas.openxmlformats.org/drawingml/2006/wordprocessingDrawing" xmlns:w10="urn:schemas-microsoft-com:office:word" xmlns:w="http://schemas.openxmlformats.org/wordprocessingml/2006/main" xmlns:wne="http://schemas.microsoft.com/office/word/2006/wordml" xmlns:sl="http://schemas.openxmlformats.org/schemaLibrary/2006/main" xmlns:a="http://schemas.openxmlformats.org/drawingml/2006/main" xmlns:pic="http://schemas.openxmlformats.org/drawingml/2006/picture" xmlns:c="http://schemas.openxmlformats.org/drawingml/2006/chart" xmlns:lc="http://schemas.openxmlformats.org/drawingml/2006/lockedCanvas" xmlns:dgm="http://schemas.openxmlformats.org/drawingml/2006/diagram" xmlns:wps="http://schemas.microsoft.com/office/word/2010/wordprocessingShape" xmlns:wpg="http://schemas.microsoft.com/office/word/2010/wordprocessingGroup" xmlns:w14="http://schemas.microsoft.com/office/word/2010/wordml" xmlns:w15="http://schemas.microsoft.com/office/word/2012/wordml" xmlns:w16="http://schemas.microsoft.com/office/word/2018/wordml" xmlns:w16cex="http://schemas.microsoft.com/office/word/2018/wordml/cex" xmlns:w16cid="http://schemas.microsoft.com/office/word/2016/wordml/cid" xmlns="http://schemas.microsoft.com/office/tasks/2019/documenttasks" xmlns:cr="http://schemas.microsoft.com/office/comments/2020/reactions">
-  <w:p>
-    <w:pPr>
-      <w:rPr/>
-    </w:pPr>
-    <w:r>
-      <w:rPr>
-        <w:rtl w:val="0"/>
-      </w:rPr>
-    </w:r>
-  </w:p>
+<w:hdr xmlns:wpc="http://schemas.microsoft.com/office/word/2010/wordprocessingCanvas" xmlns:cx="http://schemas.microsoft.com/office/drawing/2014/chartex" xmlns:cx1="http://schemas.microsoft.com/office/drawing/2015/9/8/chartex" xmlns:cx2="http://schemas.microsoft.com/office/drawing/2015/10/21/chartex" xmlns:cx3="http://schemas.microsoft.com/office/drawing/2016/5/9/chartex" xmlns:cx4="http://schemas.microsoft.com/office/drawing/2016/5/10/chartex" xmlns:cx5="http://schemas.microsoft.com/office/drawing/2016/5/11/chartex" xmlns:cx6="http://schemas.microsoft.com/office/drawing/2016/5/12/chartex" xmlns:cx7="http://schemas.microsoft.com/office/drawing/2016/5/13/chartex" xmlns:cx8="http://schemas.microsoft.com/office/drawing/2016/5/14/chartex" xmlns:mc="http://schemas.openxmlformats.org/markup-compatibility/2006" xmlns:aink="http://schemas.microsoft.com/office/drawing/2016/ink" xmlns:am3d="http://schemas.microsoft.com/office/drawing/2017/model3d" xmlns:o="urn:schemas-microsoft-com:office:office" xmlns:oel="http://schemas.microsoft.com/office/2019/extlst" xmlns:r="http://schemas.openxmlformats.org/officeDocument/2006/relationships" xmlns:m="http://schemas.openxmlformats.org/officeDocument/2006/math" xmlns:v="urn:schemas-microsoft-com:vml" xmlns:wp14="http://schemas.microsoft.com/office/word/2010/wordprocessingDrawing" xmlns:wp="http://schemas.openxmlformats.org/drawingml/2006/wordprocessingDrawing" xmlns:w10="urn:schemas-microsoft-com:office:word" xmlns:w="http://schemas.openxmlformats.org/wordprocessingml/2006/main" xmlns:w14="http://schemas.microsoft.com/office/word/2010/wordml" xmlns:w15="http://schemas.microsoft.com/office/word/2012/wordml" xmlns:w16cex="http://schemas.microsoft.com/office/word/2018/wordml/cex" xmlns:w16cid="http://schemas.microsoft.com/office/word/2016/wordml/cid" xmlns:w16="http://schemas.microsoft.com/office/word/2018/wordml" xmlns:w16sdtdh="http://schemas.microsoft.com/office/word/2020/wordml/sdtdatahash" xmlns:w16se="http://schemas.microsoft.com/office/word/2015/wordml/symex" xmlns:wpg="http://schemas.microsoft.com/office/word/2010/wordprocessingGroup" xmlns:wpi="http://schemas.microsoft.com/office/word/2010/wordprocessingInk" xmlns:wne="http://schemas.microsoft.com/office/word/2006/wordml" xmlns:wps="http://schemas.microsoft.com/office/word/2010/wordprocessingShape" mc:Ignorable="w14 w15 w16se w16cid w16 w16cex w16sdtdh wp14">
+  <w:p/>
 </w:hdr>
 </file>
 
 <file path=word/numbering.xml><?xml version="1.0" encoding="utf-8"?>
-<w:numbering xmlns:mc="http://schemas.openxmlformats.org/markup-compatibility/2006" xmlns:o="urn:schemas-microsoft-com:office:office" xmlns:r="http://schemas.openxmlformats.org/officeDocument/2006/relationships" xmlns:m="http://schemas.openxmlformats.org/officeDocument/2006/math" xmlns:v="urn:schemas-microsoft-com:vml" xmlns:wp="http://schemas.openxmlformats.org/drawingml/2006/wordprocessingDrawing" xmlns:w10="urn:schemas-microsoft-com:office:word" xmlns:w="http://schemas.openxmlformats.org/wordprocessingml/2006/main" xmlns:wne="http://schemas.microsoft.com/office/word/2006/wordml" xmlns:sl="http://schemas.openxmlformats.org/schemaLibrary/2006/main" xmlns:a="http://schemas.openxmlformats.org/drawingml/2006/main" xmlns:pic="http://schemas.openxmlformats.org/drawingml/2006/picture" xmlns:c="http://schemas.openxmlformats.org/drawingml/2006/chart" xmlns:lc="http://schemas.openxmlformats.org/drawingml/2006/lockedCanvas" xmlns:dgm="http://schemas.openxmlformats.org/drawingml/2006/diagram" xmlns:wps="http://schemas.microsoft.com/office/word/2010/wordprocessingShape" xmlns:wpg="http://schemas.microsoft.com/office/word/2010/wordprocessingGroup" xmlns:w14="http://schemas.microsoft.com/office/word/2010/wordml" xmlns:w15="http://schemas.microsoft.com/office/word/2012/wordml" xmlns:w16="http://schemas.microsoft.com/office/word/2018/wordml" xmlns:w16cex="http://schemas.microsoft.com/office/word/2018/wordml/cex" xmlns:w16cid="http://schemas.microsoft.com/office/word/2016/wordml/cid" xmlns="http://schemas.microsoft.com/office/tasks/2019/documenttasks" xmlns:cr="http://schemas.microsoft.com/office/comments/2020/reactions">
-  <w:abstractNum w:abstractNumId="1">
+<w:numbering xmlns:wpc="http://schemas.microsoft.com/office/word/2010/wordprocessingCanvas" xmlns:cx="http://schemas.microsoft.com/office/drawing/2014/chartex" xmlns:cx1="http://schemas.microsoft.com/office/drawing/2015/9/8/chartex" xmlns:cx2="http://schemas.microsoft.com/office/drawing/2015/10/21/chartex" xmlns:cx3="http://schemas.microsoft.com/office/drawing/2016/5/9/chartex" xmlns:cx4="http://schemas.microsoft.com/office/drawing/2016/5/10/chartex" xmlns:cx5="http://schemas.microsoft.com/office/drawing/2016/5/11/chartex" xmlns:cx6="http://schemas.microsoft.com/office/drawing/2016/5/12/chartex" xmlns:cx7="http://schemas.microsoft.com/office/drawing/2016/5/13/chartex" xmlns:cx8="http://schemas.microsoft.com/office/drawing/2016/5/14/chartex" xmlns:mc="http://schemas.openxmlformats.org/markup-compatibility/2006" xmlns:aink="http://schemas.microsoft.com/office/drawing/2016/ink" xmlns:am3d="http://schemas.microsoft.com/office/drawing/2017/model3d" xmlns:o="urn:schemas-microsoft-com:office:office" xmlns:oel="http://schemas.microsoft.com/office/2019/extlst" xmlns:r="http://schemas.openxmlformats.org/officeDocument/2006/relationships" xmlns:m="http://schemas.openxmlformats.org/officeDocument/2006/math" xmlns:v="urn:schemas-microsoft-com:vml" xmlns:wp14="http://schemas.microsoft.com/office/word/2010/wordprocessingDrawing" xmlns:wp="http://schemas.openxmlformats.org/drawingml/2006/wordprocessingDrawing" xmlns:w10="urn:schemas-microsoft-com:office:word" xmlns:w="http://schemas.openxmlformats.org/wordprocessingml/2006/main" xmlns:w14="http://schemas.microsoft.com/office/word/2010/wordml" xmlns:w15="http://schemas.microsoft.com/office/word/2012/wordml" xmlns:w16cex="http://schemas.microsoft.com/office/word/2018/wordml/cex" xmlns:w16cid="http://schemas.microsoft.com/office/word/2016/wordml/cid" xmlns:w16="http://schemas.microsoft.com/office/word/2018/wordml" xmlns:w16sdtdh="http://schemas.microsoft.com/office/word/2020/wordml/sdtdatahash" xmlns:w16se="http://schemas.microsoft.com/office/word/2015/wordml/symex" xmlns:wpg="http://schemas.microsoft.com/office/word/2010/wordprocessingGroup" xmlns:wpi="http://schemas.microsoft.com/office/word/2010/wordprocessingInk" xmlns:wne="http://schemas.microsoft.com/office/word/2006/wordml" xmlns:wps="http://schemas.microsoft.com/office/word/2010/wordprocessingShape" mc:Ignorable="w14 w15 w16se w16cid w16 w16cex w16sdtdh wp14">
+  <w:abstractNum w:abstractNumId="0" w15:restartNumberingAfterBreak="0">
+    <w:nsid w:val="4F4F4D27"/>
+    <w:multiLevelType w:val="multilevel"/>
+    <w:tmpl w:val="4FB062CA"/>
     <w:lvl w:ilvl="0">
       <w:start w:val="1"/>
       <w:numFmt w:val="bullet"/>
@@ -1086,7 +1089,10 @@
       </w:rPr>
     </w:lvl>
   </w:abstractNum>
-  <w:abstractNum w:abstractNumId="2">
+  <w:abstractNum w:abstractNumId="1" w15:restartNumberingAfterBreak="0">
+    <w:nsid w:val="5FF33814"/>
+    <w:multiLevelType w:val="multilevel"/>
+    <w:tmpl w:val="1B0ACD64"/>
     <w:lvl w:ilvl="0">
       <w:start w:val="1"/>
       <w:numFmt w:val="bullet"/>
@@ -1196,24 +1202,24 @@
       </w:rPr>
     </w:lvl>
   </w:abstractNum>
-  <w:num w:numId="1">
+  <w:num w:numId="1" w16cid:durableId="522060925">
     <w:abstractNumId w:val="1"/>
   </w:num>
-  <w:num w:numId="2">
-    <w:abstractNumId w:val="2"/>
+  <w:num w:numId="2" w16cid:durableId="1813406488">
+    <w:abstractNumId w:val="0"/>
   </w:num>
 </w:numbering>
 </file>
 
 <file path=word/styles.xml><?xml version="1.0" encoding="utf-8"?>
-<w:styles xmlns:mc="http://schemas.openxmlformats.org/markup-compatibility/2006" xmlns:o="urn:schemas-microsoft-com:office:office" xmlns:r="http://schemas.openxmlformats.org/officeDocument/2006/relationships" xmlns:m="http://schemas.openxmlformats.org/officeDocument/2006/math" xmlns:v="urn:schemas-microsoft-com:vml" xmlns:wp="http://schemas.openxmlformats.org/drawingml/2006/wordprocessingDrawing" xmlns:w10="urn:schemas-microsoft-com:office:word" xmlns:w="http://schemas.openxmlformats.org/wordprocessingml/2006/main" xmlns:wne="http://schemas.microsoft.com/office/word/2006/wordml" xmlns:sl="http://schemas.openxmlformats.org/schemaLibrary/2006/main" xmlns:a="http://schemas.openxmlformats.org/drawingml/2006/main" xmlns:pic="http://schemas.openxmlformats.org/drawingml/2006/picture" xmlns:c="http://schemas.openxmlformats.org/drawingml/2006/chart" xmlns:lc="http://schemas.openxmlformats.org/drawingml/2006/lockedCanvas" xmlns:dgm="http://schemas.openxmlformats.org/drawingml/2006/diagram" xmlns:wps="http://schemas.microsoft.com/office/word/2010/wordprocessingShape" xmlns:wpg="http://schemas.microsoft.com/office/word/2010/wordprocessingGroup" xmlns:w14="http://schemas.microsoft.com/office/word/2010/wordml" xmlns:w15="http://schemas.microsoft.com/office/word/2012/wordml" xmlns:w16="http://schemas.microsoft.com/office/word/2018/wordml" xmlns:w16cex="http://schemas.microsoft.com/office/word/2018/wordml/cex" xmlns:w16cid="http://schemas.microsoft.com/office/word/2016/wordml/cid" xmlns="http://schemas.microsoft.com/office/tasks/2019/documenttasks" xmlns:cr="http://schemas.microsoft.com/office/comments/2020/reactions">
+<w:styles xmlns:mc="http://schemas.openxmlformats.org/markup-compatibility/2006" xmlns:r="http://schemas.openxmlformats.org/officeDocument/2006/relationships" xmlns:w="http://schemas.openxmlformats.org/wordprocessingml/2006/main" xmlns:w14="http://schemas.microsoft.com/office/word/2010/wordml" xmlns:w15="http://schemas.microsoft.com/office/word/2012/wordml" xmlns:w16cex="http://schemas.microsoft.com/office/word/2018/wordml/cex" xmlns:w16cid="http://schemas.microsoft.com/office/word/2016/wordml/cid" xmlns:w16="http://schemas.microsoft.com/office/word/2018/wordml" xmlns:w16sdtdh="http://schemas.microsoft.com/office/word/2020/wordml/sdtdatahash" xmlns:w16se="http://schemas.microsoft.com/office/word/2015/wordml/symex" mc:Ignorable="w14 w15 w16se w16cid w16 w16cex w16sdtdh">
   <w:docDefaults>
     <w:rPrDefault>
       <w:rPr>
-        <w:rFonts w:ascii="Arial" w:cs="Arial" w:eastAsia="Arial" w:hAnsi="Arial"/>
+        <w:rFonts w:ascii="Arial" w:eastAsia="Arial" w:hAnsi="Arial" w:cs="Arial"/>
         <w:sz w:val="22"/>
         <w:szCs w:val="22"/>
-        <w:lang w:val="en"/>
+        <w:lang w:val="en" w:eastAsia="en-US" w:bidi="ar-SA"/>
       </w:rPr>
     </w:rPrDefault>
     <w:pPrDefault>
@@ -1222,21 +1228,399 @@
       </w:pPr>
     </w:pPrDefault>
   </w:docDefaults>
-  <w:style w:type="paragraph" w:styleId="Normal" w:default="1">
-    <w:name w:val="normal"/>
-  </w:style>
-  <w:style w:type="table" w:styleId="TableNormal" w:default="1">
-    <w:name w:val="Table Normal"/>
+  <w:latentStyles w:defLockedState="0" w:defUIPriority="99" w:defSemiHidden="0" w:defUnhideWhenUsed="0" w:defQFormat="0" w:count="376">
+    <w:lsdException w:name="Normal" w:uiPriority="0" w:qFormat="1"/>
+    <w:lsdException w:name="heading 1" w:uiPriority="9" w:qFormat="1"/>
+    <w:lsdException w:name="heading 2" w:semiHidden="1" w:uiPriority="9" w:unhideWhenUsed="1" w:qFormat="1"/>
+    <w:lsdException w:name="heading 3" w:semiHidden="1" w:uiPriority="9" w:unhideWhenUsed="1" w:qFormat="1"/>
+    <w:lsdException w:name="heading 4" w:semiHidden="1" w:uiPriority="9" w:unhideWhenUsed="1" w:qFormat="1"/>
+    <w:lsdException w:name="heading 5" w:semiHidden="1" w:uiPriority="9" w:unhideWhenUsed="1" w:qFormat="1"/>
+    <w:lsdException w:name="heading 6" w:semiHidden="1" w:uiPriority="9" w:unhideWhenUsed="1" w:qFormat="1"/>
+    <w:lsdException w:name="heading 7" w:semiHidden="1" w:uiPriority="9" w:unhideWhenUsed="1" w:qFormat="1"/>
+    <w:lsdException w:name="heading 8" w:semiHidden="1" w:uiPriority="9" w:unhideWhenUsed="1" w:qFormat="1"/>
+    <w:lsdException w:name="heading 9" w:semiHidden="1" w:uiPriority="9" w:unhideWhenUsed="1" w:qFormat="1"/>
+    <w:lsdException w:name="index 1" w:semiHidden="1" w:unhideWhenUsed="1"/>
+    <w:lsdException w:name="index 2" w:semiHidden="1" w:unhideWhenUsed="1"/>
+    <w:lsdException w:name="index 3" w:semiHidden="1" w:unhideWhenUsed="1"/>
+    <w:lsdException w:name="index 4" w:semiHidden="1" w:unhideWhenUsed="1"/>
+    <w:lsdException w:name="index 5" w:semiHidden="1" w:unhideWhenUsed="1"/>
+    <w:lsdException w:name="index 6" w:semiHidden="1" w:unhideWhenUsed="1"/>
+    <w:lsdException w:name="index 7" w:semiHidden="1" w:unhideWhenUsed="1"/>
+    <w:lsdException w:name="index 8" w:semiHidden="1" w:unhideWhenUsed="1"/>
+    <w:lsdException w:name="index 9" w:semiHidden="1" w:unhideWhenUsed="1"/>
+    <w:lsdException w:name="toc 1" w:semiHidden="1" w:uiPriority="39" w:unhideWhenUsed="1"/>
+    <w:lsdException w:name="toc 2" w:semiHidden="1" w:uiPriority="39" w:unhideWhenUsed="1"/>
+    <w:lsdException w:name="toc 3" w:semiHidden="1" w:uiPriority="39" w:unhideWhenUsed="1"/>
+    <w:lsdException w:name="toc 4" w:semiHidden="1" w:uiPriority="39" w:unhideWhenUsed="1"/>
+    <w:lsdException w:name="toc 5" w:semiHidden="1" w:uiPriority="39" w:unhideWhenUsed="1"/>
+    <w:lsdException w:name="toc 6" w:semiHidden="1" w:uiPriority="39" w:unhideWhenUsed="1"/>
+    <w:lsdException w:name="toc 7" w:semiHidden="1" w:uiPriority="39" w:unhideWhenUsed="1"/>
+    <w:lsdException w:name="toc 8" w:semiHidden="1" w:uiPriority="39" w:unhideWhenUsed="1"/>
+    <w:lsdException w:name="toc 9" w:semiHidden="1" w:uiPriority="39" w:unhideWhenUsed="1"/>
+    <w:lsdException w:name="Normal Indent" w:semiHidden="1" w:unhideWhenUsed="1"/>
+    <w:lsdException w:name="footnote text" w:semiHidden="1" w:unhideWhenUsed="1"/>
+    <w:lsdException w:name="annotation text" w:semiHidden="1" w:unhideWhenUsed="1"/>
+    <w:lsdException w:name="header" w:semiHidden="1" w:unhideWhenUsed="1"/>
+    <w:lsdException w:name="footer" w:semiHidden="1" w:unhideWhenUsed="1"/>
+    <w:lsdException w:name="index heading" w:semiHidden="1" w:unhideWhenUsed="1"/>
+    <w:lsdException w:name="caption" w:semiHidden="1" w:uiPriority="35" w:unhideWhenUsed="1" w:qFormat="1"/>
+    <w:lsdException w:name="table of figures" w:semiHidden="1" w:unhideWhenUsed="1"/>
+    <w:lsdException w:name="envelope address" w:semiHidden="1" w:unhideWhenUsed="1"/>
+    <w:lsdException w:name="envelope return" w:semiHidden="1" w:unhideWhenUsed="1"/>
+    <w:lsdException w:name="footnote reference" w:semiHidden="1" w:unhideWhenUsed="1"/>
+    <w:lsdException w:name="annotation reference" w:semiHidden="1" w:unhideWhenUsed="1"/>
+    <w:lsdException w:name="line number" w:semiHidden="1" w:unhideWhenUsed="1"/>
+    <w:lsdException w:name="page number" w:semiHidden="1" w:unhideWhenUsed="1"/>
+    <w:lsdException w:name="endnote reference" w:semiHidden="1" w:unhideWhenUsed="1"/>
+    <w:lsdException w:name="endnote text" w:semiHidden="1" w:unhideWhenUsed="1"/>
+    <w:lsdException w:name="table of authorities" w:semiHidden="1" w:unhideWhenUsed="1"/>
+    <w:lsdException w:name="macro" w:semiHidden="1" w:unhideWhenUsed="1"/>
+    <w:lsdException w:name="toa heading" w:semiHidden="1" w:unhideWhenUsed="1"/>
+    <w:lsdException w:name="List" w:semiHidden="1" w:unhideWhenUsed="1"/>
+    <w:lsdException w:name="List Bullet" w:semiHidden="1" w:unhideWhenUsed="1"/>
+    <w:lsdException w:name="List Number" w:semiHidden="1" w:unhideWhenUsed="1"/>
+    <w:lsdException w:name="List 2" w:semiHidden="1" w:unhideWhenUsed="1"/>
+    <w:lsdException w:name="List 3" w:semiHidden="1" w:unhideWhenUsed="1"/>
+    <w:lsdException w:name="List 4" w:semiHidden="1" w:unhideWhenUsed="1"/>
+    <w:lsdException w:name="List 5" w:semiHidden="1" w:unhideWhenUsed="1"/>
+    <w:lsdException w:name="List Bullet 2" w:semiHidden="1" w:unhideWhenUsed="1"/>
+    <w:lsdException w:name="List Bullet 3" w:semiHidden="1" w:unhideWhenUsed="1"/>
+    <w:lsdException w:name="List Bullet 4" w:semiHidden="1" w:unhideWhenUsed="1"/>
+    <w:lsdException w:name="List Bullet 5" w:semiHidden="1" w:unhideWhenUsed="1"/>
+    <w:lsdException w:name="List Number 2" w:semiHidden="1" w:unhideWhenUsed="1"/>
+    <w:lsdException w:name="List Number 3" w:semiHidden="1" w:unhideWhenUsed="1"/>
+    <w:lsdException w:name="List Number 4" w:semiHidden="1" w:unhideWhenUsed="1"/>
+    <w:lsdException w:name="List Number 5" w:semiHidden="1" w:unhideWhenUsed="1"/>
+    <w:lsdException w:name="Title" w:uiPriority="10" w:qFormat="1"/>
+    <w:lsdException w:name="Closing" w:semiHidden="1" w:unhideWhenUsed="1"/>
+    <w:lsdException w:name="Signature" w:semiHidden="1" w:unhideWhenUsed="1"/>
+    <w:lsdException w:name="Default Paragraph Font" w:semiHidden="1" w:uiPriority="1" w:unhideWhenUsed="1"/>
+    <w:lsdException w:name="Body Text" w:semiHidden="1" w:unhideWhenUsed="1"/>
+    <w:lsdException w:name="Body Text Indent" w:semiHidden="1" w:unhideWhenUsed="1"/>
+    <w:lsdException w:name="List Continue" w:semiHidden="1" w:unhideWhenUsed="1"/>
+    <w:lsdException w:name="List Continue 2" w:semiHidden="1" w:unhideWhenUsed="1"/>
+    <w:lsdException w:name="List Continue 3" w:semiHidden="1" w:unhideWhenUsed="1"/>
+    <w:lsdException w:name="List Continue 4" w:semiHidden="1" w:unhideWhenUsed="1"/>
+    <w:lsdException w:name="List Continue 5" w:semiHidden="1" w:unhideWhenUsed="1"/>
+    <w:lsdException w:name="Message Header" w:semiHidden="1" w:unhideWhenUsed="1"/>
+    <w:lsdException w:name="Subtitle" w:uiPriority="11" w:qFormat="1"/>
+    <w:lsdException w:name="Salutation" w:semiHidden="1" w:unhideWhenUsed="1"/>
+    <w:lsdException w:name="Date" w:semiHidden="1" w:unhideWhenUsed="1"/>
+    <w:lsdException w:name="Body Text First Indent" w:semiHidden="1" w:unhideWhenUsed="1"/>
+    <w:lsdException w:name="Body Text First Indent 2" w:semiHidden="1" w:unhideWhenUsed="1"/>
+    <w:lsdException w:name="Note Heading" w:semiHidden="1" w:unhideWhenUsed="1"/>
+    <w:lsdException w:name="Body Text 2" w:semiHidden="1" w:unhideWhenUsed="1"/>
+    <w:lsdException w:name="Body Text 3" w:semiHidden="1" w:unhideWhenUsed="1"/>
+    <w:lsdException w:name="Body Text Indent 2" w:semiHidden="1" w:unhideWhenUsed="1"/>
+    <w:lsdException w:name="Body Text Indent 3" w:semiHidden="1" w:unhideWhenUsed="1"/>
+    <w:lsdException w:name="Block Text" w:semiHidden="1" w:unhideWhenUsed="1"/>
+    <w:lsdException w:name="Hyperlink" w:semiHidden="1" w:unhideWhenUsed="1"/>
+    <w:lsdException w:name="FollowedHyperlink" w:semiHidden="1" w:unhideWhenUsed="1"/>
+    <w:lsdException w:name="Strong" w:uiPriority="22" w:qFormat="1"/>
+    <w:lsdException w:name="Emphasis" w:uiPriority="20" w:qFormat="1"/>
+    <w:lsdException w:name="Document Map" w:semiHidden="1" w:unhideWhenUsed="1"/>
+    <w:lsdException w:name="Plain Text" w:semiHidden="1" w:unhideWhenUsed="1"/>
+    <w:lsdException w:name="E-mail Signature" w:semiHidden="1" w:unhideWhenUsed="1"/>
+    <w:lsdException w:name="HTML Top of Form" w:semiHidden="1" w:unhideWhenUsed="1"/>
+    <w:lsdException w:name="HTML Bottom of Form" w:semiHidden="1" w:unhideWhenUsed="1"/>
+    <w:lsdException w:name="Normal (Web)" w:semiHidden="1" w:unhideWhenUsed="1"/>
+    <w:lsdException w:name="HTML Acronym" w:semiHidden="1" w:unhideWhenUsed="1"/>
+    <w:lsdException w:name="HTML Address" w:semiHidden="1" w:unhideWhenUsed="1"/>
+    <w:lsdException w:name="HTML Cite" w:semiHidden="1" w:unhideWhenUsed="1"/>
+    <w:lsdException w:name="HTML Code" w:semiHidden="1" w:unhideWhenUsed="1"/>
+    <w:lsdException w:name="HTML Definition" w:semiHidden="1" w:unhideWhenUsed="1"/>
+    <w:lsdException w:name="HTML Keyboard" w:semiHidden="1" w:unhideWhenUsed="1"/>
+    <w:lsdException w:name="HTML Preformatted" w:semiHidden="1" w:unhideWhenUsed="1"/>
+    <w:lsdException w:name="HTML Sample" w:semiHidden="1" w:unhideWhenUsed="1"/>
+    <w:lsdException w:name="HTML Typewriter" w:semiHidden="1" w:unhideWhenUsed="1"/>
+    <w:lsdException w:name="HTML Variable" w:semiHidden="1" w:unhideWhenUsed="1"/>
+    <w:lsdException w:name="Normal Table" w:semiHidden="1" w:unhideWhenUsed="1"/>
+    <w:lsdException w:name="annotation subject" w:semiHidden="1" w:unhideWhenUsed="1"/>
+    <w:lsdException w:name="No List" w:semiHidden="1" w:unhideWhenUsed="1"/>
+    <w:lsdException w:name="Outline List 1" w:semiHidden="1" w:unhideWhenUsed="1"/>
+    <w:lsdException w:name="Outline List 2" w:semiHidden="1" w:unhideWhenUsed="1"/>
+    <w:lsdException w:name="Outline List 3" w:semiHidden="1" w:unhideWhenUsed="1"/>
+    <w:lsdException w:name="Table Simple 1" w:semiHidden="1" w:unhideWhenUsed="1"/>
+    <w:lsdException w:name="Table Simple 2" w:semiHidden="1" w:unhideWhenUsed="1"/>
+    <w:lsdException w:name="Table Simple 3" w:semiHidden="1" w:unhideWhenUsed="1"/>
+    <w:lsdException w:name="Table Classic 1" w:semiHidden="1" w:unhideWhenUsed="1"/>
+    <w:lsdException w:name="Table Classic 2" w:semiHidden="1" w:unhideWhenUsed="1"/>
+    <w:lsdException w:name="Table Classic 3" w:semiHidden="1" w:unhideWhenUsed="1"/>
+    <w:lsdException w:name="Table Classic 4" w:semiHidden="1" w:unhideWhenUsed="1"/>
+    <w:lsdException w:name="Table Colorful 1" w:semiHidden="1" w:unhideWhenUsed="1"/>
+    <w:lsdException w:name="Table Colorful 2" w:semiHidden="1" w:unhideWhenUsed="1"/>
+    <w:lsdException w:name="Table Colorful 3" w:semiHidden="1" w:unhideWhenUsed="1"/>
+    <w:lsdException w:name="Table Columns 1" w:semiHidden="1" w:unhideWhenUsed="1"/>
+    <w:lsdException w:name="Table Columns 2" w:semiHidden="1" w:unhideWhenUsed="1"/>
+    <w:lsdException w:name="Table Columns 3" w:semiHidden="1" w:unhideWhenUsed="1"/>
+    <w:lsdException w:name="Table Columns 4" w:semiHidden="1" w:unhideWhenUsed="1"/>
+    <w:lsdException w:name="Table Columns 5" w:semiHidden="1" w:unhideWhenUsed="1"/>
+    <w:lsdException w:name="Table Grid 1" w:semiHidden="1" w:unhideWhenUsed="1"/>
+    <w:lsdException w:name="Table Grid 2" w:semiHidden="1" w:unhideWhenUsed="1"/>
+    <w:lsdException w:name="Table Grid 3" w:semiHidden="1" w:unhideWhenUsed="1"/>
+    <w:lsdException w:name="Table Grid 4" w:semiHidden="1" w:unhideWhenUsed="1"/>
+    <w:lsdException w:name="Table Grid 5" w:semiHidden="1" w:unhideWhenUsed="1"/>
+    <w:lsdException w:name="Table Grid 6" w:semiHidden="1" w:unhideWhenUsed="1"/>
+    <w:lsdException w:name="Table Grid 7" w:semiHidden="1" w:unhideWhenUsed="1"/>
+    <w:lsdException w:name="Table Grid 8" w:semiHidden="1" w:unhideWhenUsed="1"/>
+    <w:lsdException w:name="Table List 1" w:semiHidden="1" w:unhideWhenUsed="1"/>
+    <w:lsdException w:name="Table List 2" w:semiHidden="1" w:unhideWhenUsed="1"/>
+    <w:lsdException w:name="Table List 3" w:semiHidden="1" w:unhideWhenUsed="1"/>
+    <w:lsdException w:name="Table List 4" w:semiHidden="1" w:unhideWhenUsed="1"/>
+    <w:lsdException w:name="Table List 5" w:semiHidden="1" w:unhideWhenUsed="1"/>
+    <w:lsdException w:name="Table List 6" w:semiHidden="1" w:unhideWhenUsed="1"/>
+    <w:lsdException w:name="Table List 7" w:semiHidden="1" w:unhideWhenUsed="1"/>
+    <w:lsdException w:name="Table List 8" w:semiHidden="1" w:unhideWhenUsed="1"/>
+    <w:lsdException w:name="Table 3D effects 1" w:semiHidden="1" w:unhideWhenUsed="1"/>
+    <w:lsdException w:name="Table 3D effects 2" w:semiHidden="1" w:unhideWhenUsed="1"/>
+    <w:lsdException w:name="Table 3D effects 3" w:semiHidden="1" w:unhideWhenUsed="1"/>
+    <w:lsdException w:name="Table Contemporary" w:semiHidden="1" w:unhideWhenUsed="1"/>
+    <w:lsdException w:name="Table Elegant" w:semiHidden="1" w:unhideWhenUsed="1"/>
+    <w:lsdException w:name="Table Professional" w:semiHidden="1" w:unhideWhenUsed="1"/>
+    <w:lsdException w:name="Table Subtle 1" w:semiHidden="1" w:unhideWhenUsed="1"/>
+    <w:lsdException w:name="Table Subtle 2" w:semiHidden="1" w:unhideWhenUsed="1"/>
+    <w:lsdException w:name="Table Web 1" w:semiHidden="1" w:unhideWhenUsed="1"/>
+    <w:lsdException w:name="Table Web 2" w:semiHidden="1" w:unhideWhenUsed="1"/>
+    <w:lsdException w:name="Table Web 3" w:semiHidden="1" w:unhideWhenUsed="1"/>
+    <w:lsdException w:name="Balloon Text" w:semiHidden="1" w:unhideWhenUsed="1"/>
+    <w:lsdException w:name="Table Grid" w:uiPriority="39"/>
+    <w:lsdException w:name="Table Theme" w:semiHidden="1" w:unhideWhenUsed="1"/>
+    <w:lsdException w:name="Placeholder Text" w:semiHidden="1"/>
+    <w:lsdException w:name="No Spacing" w:uiPriority="1" w:qFormat="1"/>
+    <w:lsdException w:name="Light Shading" w:uiPriority="60"/>
+    <w:lsdException w:name="Light List" w:uiPriority="61"/>
+    <w:lsdException w:name="Light Grid" w:uiPriority="62"/>
+    <w:lsdException w:name="Medium Shading 1" w:uiPriority="63"/>
+    <w:lsdException w:name="Medium Shading 2" w:uiPriority="64"/>
+    <w:lsdException w:name="Medium List 1" w:uiPriority="65"/>
+    <w:lsdException w:name="Medium List 2" w:uiPriority="66"/>
+    <w:lsdException w:name="Medium Grid 1" w:uiPriority="67"/>
+    <w:lsdException w:name="Medium Grid 2" w:uiPriority="68"/>
+    <w:lsdException w:name="Medium Grid 3" w:uiPriority="69"/>
+    <w:lsdException w:name="Dark List" w:uiPriority="70"/>
+    <w:lsdException w:name="Colorful Shading" w:uiPriority="71"/>
+    <w:lsdException w:name="Colorful List" w:uiPriority="72"/>
+    <w:lsdException w:name="Colorful Grid" w:uiPriority="73"/>
+    <w:lsdException w:name="Light Shading Accent 1" w:uiPriority="60"/>
+    <w:lsdException w:name="Light List Accent 1" w:uiPriority="61"/>
+    <w:lsdException w:name="Light Grid Accent 1" w:uiPriority="62"/>
+    <w:lsdException w:name="Medium Shading 1 Accent 1" w:uiPriority="63"/>
+    <w:lsdException w:name="Medium Shading 2 Accent 1" w:uiPriority="64"/>
+    <w:lsdException w:name="Medium List 1 Accent 1" w:uiPriority="65"/>
+    <w:lsdException w:name="Revision" w:semiHidden="1"/>
+    <w:lsdException w:name="List Paragraph" w:uiPriority="34" w:qFormat="1"/>
+    <w:lsdException w:name="Quote" w:uiPriority="29" w:qFormat="1"/>
+    <w:lsdException w:name="Intense Quote" w:uiPriority="30" w:qFormat="1"/>
+    <w:lsdException w:name="Medium List 2 Accent 1" w:uiPriority="66"/>
+    <w:lsdException w:name="Medium Grid 1 Accent 1" w:uiPriority="67"/>
+    <w:lsdException w:name="Medium Grid 2 Accent 1" w:uiPriority="68"/>
+    <w:lsdException w:name="Medium Grid 3 Accent 1" w:uiPriority="69"/>
+    <w:lsdException w:name="Dark List Accent 1" w:uiPriority="70"/>
+    <w:lsdException w:name="Colorful Shading Accent 1" w:uiPriority="71"/>
+    <w:lsdException w:name="Colorful List Accent 1" w:uiPriority="72"/>
+    <w:lsdException w:name="Colorful Grid Accent 1" w:uiPriority="73"/>
+    <w:lsdException w:name="Light Shading Accent 2" w:uiPriority="60"/>
+    <w:lsdException w:name="Light List Accent 2" w:uiPriority="61"/>
+    <w:lsdException w:name="Light Grid Accent 2" w:uiPriority="62"/>
+    <w:lsdException w:name="Medium Shading 1 Accent 2" w:uiPriority="63"/>
+    <w:lsdException w:name="Medium Shading 2 Accent 2" w:uiPriority="64"/>
+    <w:lsdException w:name="Medium List 1 Accent 2" w:uiPriority="65"/>
+    <w:lsdException w:name="Medium List 2 Accent 2" w:uiPriority="66"/>
+    <w:lsdException w:name="Medium Grid 1 Accent 2" w:uiPriority="67"/>
+    <w:lsdException w:name="Medium Grid 2 Accent 2" w:uiPriority="68"/>
+    <w:lsdException w:name="Medium Grid 3 Accent 2" w:uiPriority="69"/>
+    <w:lsdException w:name="Dark List Accent 2" w:uiPriority="70"/>
+    <w:lsdException w:name="Colorful Shading Accent 2" w:uiPriority="71"/>
+    <w:lsdException w:name="Colorful List Accent 2" w:uiPriority="72"/>
+    <w:lsdException w:name="Colorful Grid Accent 2" w:uiPriority="73"/>
+    <w:lsdException w:name="Light Shading Accent 3" w:uiPriority="60"/>
+    <w:lsdException w:name="Light List Accent 3" w:uiPriority="61"/>
+    <w:lsdException w:name="Light Grid Accent 3" w:uiPriority="62"/>
+    <w:lsdException w:name="Medium Shading 1 Accent 3" w:uiPriority="63"/>
+    <w:lsdException w:name="Medium Shading 2 Accent 3" w:uiPriority="64"/>
+    <w:lsdException w:name="Medium List 1 Accent 3" w:uiPriority="65"/>
+    <w:lsdException w:name="Medium List 2 Accent 3" w:uiPriority="66"/>
+    <w:lsdException w:name="Medium Grid 1 Accent 3" w:uiPriority="67"/>
+    <w:lsdException w:name="Medium Grid 2 Accent 3" w:uiPriority="68"/>
+    <w:lsdException w:name="Medium Grid 3 Accent 3" w:uiPriority="69"/>
+    <w:lsdException w:name="Dark List Accent 3" w:uiPriority="70"/>
+    <w:lsdException w:name="Colorful Shading Accent 3" w:uiPriority="71"/>
+    <w:lsdException w:name="Colorful List Accent 3" w:uiPriority="72"/>
+    <w:lsdException w:name="Colorful Grid Accent 3" w:uiPriority="73"/>
+    <w:lsdException w:name="Light Shading Accent 4" w:uiPriority="60"/>
+    <w:lsdException w:name="Light List Accent 4" w:uiPriority="61"/>
+    <w:lsdException w:name="Light Grid Accent 4" w:uiPriority="62"/>
+    <w:lsdException w:name="Medium Shading 1 Accent 4" w:uiPriority="63"/>
+    <w:lsdException w:name="Medium Shading 2 Accent 4" w:uiPriority="64"/>
+    <w:lsdException w:name="Medium List 1 Accent 4" w:uiPriority="65"/>
+    <w:lsdException w:name="Medium List 2 Accent 4" w:uiPriority="66"/>
+    <w:lsdException w:name="Medium Grid 1 Accent 4" w:uiPriority="67"/>
+    <w:lsdException w:name="Medium Grid 2 Accent 4" w:uiPriority="68"/>
+    <w:lsdException w:name="Medium Grid 3 Accent 4" w:uiPriority="69"/>
+    <w:lsdException w:name="Dark List Accent 4" w:uiPriority="70"/>
+    <w:lsdException w:name="Colorful Shading Accent 4" w:uiPriority="71"/>
+    <w:lsdException w:name="Colorful List Accent 4" w:uiPriority="72"/>
+    <w:lsdException w:name="Colorful Grid Accent 4" w:uiPriority="73"/>
+    <w:lsdException w:name="Light Shading Accent 5" w:uiPriority="60"/>
+    <w:lsdException w:name="Light List Accent 5" w:uiPriority="61"/>
+    <w:lsdException w:name="Light Grid Accent 5" w:uiPriority="62"/>
+    <w:lsdException w:name="Medium Shading 1 Accent 5" w:uiPriority="63"/>
+    <w:lsdException w:name="Medium Shading 2 Accent 5" w:uiPriority="64"/>
+    <w:lsdException w:name="Medium List 1 Accent 5" w:uiPriority="65"/>
+    <w:lsdException w:name="Medium List 2 Accent 5" w:uiPriority="66"/>
+    <w:lsdException w:name="Medium Grid 1 Accent 5" w:uiPriority="67"/>
+    <w:lsdException w:name="Medium Grid 2 Accent 5" w:uiPriority="68"/>
+    <w:lsdException w:name="Medium Grid 3 Accent 5" w:uiPriority="69"/>
+    <w:lsdException w:name="Dark List Accent 5" w:uiPriority="70"/>
+    <w:lsdException w:name="Colorful Shading Accent 5" w:uiPriority="71"/>
+    <w:lsdException w:name="Colorful List Accent 5" w:uiPriority="72"/>
+    <w:lsdException w:name="Colorful Grid Accent 5" w:uiPriority="73"/>
+    <w:lsdException w:name="Light Shading Accent 6" w:uiPriority="60"/>
+    <w:lsdException w:name="Light List Accent 6" w:uiPriority="61"/>
+    <w:lsdException w:name="Light Grid Accent 6" w:uiPriority="62"/>
+    <w:lsdException w:name="Medium Shading 1 Accent 6" w:uiPriority="63"/>
+    <w:lsdException w:name="Medium Shading 2 Accent 6" w:uiPriority="64"/>
+    <w:lsdException w:name="Medium List 1 Accent 6" w:uiPriority="65"/>
+    <w:lsdException w:name="Medium List 2 Accent 6" w:uiPriority="66"/>
+    <w:lsdException w:name="Medium Grid 1 Accent 6" w:uiPriority="67"/>
+    <w:lsdException w:name="Medium Grid 2 Accent 6" w:uiPriority="68"/>
+    <w:lsdException w:name="Medium Grid 3 Accent 6" w:uiPriority="69"/>
+    <w:lsdException w:name="Dark List Accent 6" w:uiPriority="70"/>
+    <w:lsdException w:name="Colorful Shading Accent 6" w:uiPriority="71"/>
+    <w:lsdException w:name="Colorful List Accent 6" w:uiPriority="72"/>
+    <w:lsdException w:name="Colorful Grid Accent 6" w:uiPriority="73"/>
+    <w:lsdException w:name="Subtle Emphasis" w:uiPriority="19" w:qFormat="1"/>
+    <w:lsdException w:name="Intense Emphasis" w:uiPriority="21" w:qFormat="1"/>
+    <w:lsdException w:name="Subtle Reference" w:uiPriority="31" w:qFormat="1"/>
+    <w:lsdException w:name="Intense Reference" w:uiPriority="32" w:qFormat="1"/>
+    <w:lsdException w:name="Book Title" w:uiPriority="33" w:qFormat="1"/>
+    <w:lsdException w:name="Bibliography" w:semiHidden="1" w:uiPriority="37" w:unhideWhenUsed="1"/>
+    <w:lsdException w:name="TOC Heading" w:semiHidden="1" w:uiPriority="39" w:unhideWhenUsed="1" w:qFormat="1"/>
+    <w:lsdException w:name="Plain Table 1" w:uiPriority="41"/>
+    <w:lsdException w:name="Plain Table 2" w:uiPriority="42"/>
+    <w:lsdException w:name="Plain Table 3" w:uiPriority="43"/>
+    <w:lsdException w:name="Plain Table 4" w:uiPriority="44"/>
+    <w:lsdException w:name="Plain Table 5" w:uiPriority="45"/>
+    <w:lsdException w:name="Grid Table Light" w:uiPriority="40"/>
+    <w:lsdException w:name="Grid Table 1 Light" w:uiPriority="46"/>
+    <w:lsdException w:name="Grid Table 2" w:uiPriority="47"/>
+    <w:lsdException w:name="Grid Table 3" w:uiPriority="48"/>
+    <w:lsdException w:name="Grid Table 4" w:uiPriority="49"/>
+    <w:lsdException w:name="Grid Table 5 Dark" w:uiPriority="50"/>
+    <w:lsdException w:name="Grid Table 6 Colorful" w:uiPriority="51"/>
+    <w:lsdException w:name="Grid Table 7 Colorful" w:uiPriority="52"/>
+    <w:lsdException w:name="Grid Table 1 Light Accent 1" w:uiPriority="46"/>
+    <w:lsdException w:name="Grid Table 2 Accent 1" w:uiPriority="47"/>
+    <w:lsdException w:name="Grid Table 3 Accent 1" w:uiPriority="48"/>
+    <w:lsdException w:name="Grid Table 4 Accent 1" w:uiPriority="49"/>
+    <w:lsdException w:name="Grid Table 5 Dark Accent 1" w:uiPriority="50"/>
+    <w:lsdException w:name="Grid Table 6 Colorful Accent 1" w:uiPriority="51"/>
+    <w:lsdException w:name="Grid Table 7 Colorful Accent 1" w:uiPriority="52"/>
+    <w:lsdException w:name="Grid Table 1 Light Accent 2" w:uiPriority="46"/>
+    <w:lsdException w:name="Grid Table 2 Accent 2" w:uiPriority="47"/>
+    <w:lsdException w:name="Grid Table 3 Accent 2" w:uiPriority="48"/>
+    <w:lsdException w:name="Grid Table 4 Accent 2" w:uiPriority="49"/>
+    <w:lsdException w:name="Grid Table 5 Dark Accent 2" w:uiPriority="50"/>
+    <w:lsdException w:name="Grid Table 6 Colorful Accent 2" w:uiPriority="51"/>
+    <w:lsdException w:name="Grid Table 7 Colorful Accent 2" w:uiPriority="52"/>
+    <w:lsdException w:name="Grid Table 1 Light Accent 3" w:uiPriority="46"/>
+    <w:lsdException w:name="Grid Table 2 Accent 3" w:uiPriority="47"/>
+    <w:lsdException w:name="Grid Table 3 Accent 3" w:uiPriority="48"/>
+    <w:lsdException w:name="Grid Table 4 Accent 3" w:uiPriority="49"/>
+    <w:lsdException w:name="Grid Table 5 Dark Accent 3" w:uiPriority="50"/>
+    <w:lsdException w:name="Grid Table 6 Colorful Accent 3" w:uiPriority="51"/>
+    <w:lsdException w:name="Grid Table 7 Colorful Accent 3" w:uiPriority="52"/>
+    <w:lsdException w:name="Grid Table 1 Light Accent 4" w:uiPriority="46"/>
+    <w:lsdException w:name="Grid Table 2 Accent 4" w:uiPriority="47"/>
+    <w:lsdException w:name="Grid Table 3 Accent 4" w:uiPriority="48"/>
+    <w:lsdException w:name="Grid Table 4 Accent 4" w:uiPriority="49"/>
+    <w:lsdException w:name="Grid Table 5 Dark Accent 4" w:uiPriority="50"/>
+    <w:lsdException w:name="Grid Table 6 Colorful Accent 4" w:uiPriority="51"/>
+    <w:lsdException w:name="Grid Table 7 Colorful Accent 4" w:uiPriority="52"/>
+    <w:lsdException w:name="Grid Table 1 Light Accent 5" w:uiPriority="46"/>
+    <w:lsdException w:name="Grid Table 2 Accent 5" w:uiPriority="47"/>
+    <w:lsdException w:name="Grid Table 3 Accent 5" w:uiPriority="48"/>
+    <w:lsdException w:name="Grid Table 4 Accent 5" w:uiPriority="49"/>
+    <w:lsdException w:name="Grid Table 5 Dark Accent 5" w:uiPriority="50"/>
+    <w:lsdException w:name="Grid Table 6 Colorful Accent 5" w:uiPriority="51"/>
+    <w:lsdException w:name="Grid Table 7 Colorful Accent 5" w:uiPriority="52"/>
+    <w:lsdException w:name="Grid Table 1 Light Accent 6" w:uiPriority="46"/>
+    <w:lsdException w:name="Grid Table 2 Accent 6" w:uiPriority="47"/>
+    <w:lsdException w:name="Grid Table 3 Accent 6" w:uiPriority="48"/>
+    <w:lsdException w:name="Grid Table 4 Accent 6" w:uiPriority="49"/>
+    <w:lsdException w:name="Grid Table 5 Dark Accent 6" w:uiPriority="50"/>
+    <w:lsdException w:name="Grid Table 6 Colorful Accent 6" w:uiPriority="51"/>
+    <w:lsdException w:name="Grid Table 7 Colorful Accent 6" w:uiPriority="52"/>
+    <w:lsdException w:name="List Table 1 Light" w:uiPriority="46"/>
+    <w:lsdException w:name="List Table 2" w:uiPriority="47"/>
+    <w:lsdException w:name="List Table 3" w:uiPriority="48"/>
+    <w:lsdException w:name="List Table 4" w:uiPriority="49"/>
+    <w:lsdException w:name="List Table 5 Dark" w:uiPriority="50"/>
+    <w:lsdException w:name="List Table 6 Colorful" w:uiPriority="51"/>
+    <w:lsdException w:name="List Table 7 Colorful" w:uiPriority="52"/>
+    <w:lsdException w:name="List Table 1 Light Accent 1" w:uiPriority="46"/>
+    <w:lsdException w:name="List Table 2 Accent 1" w:uiPriority="47"/>
+    <w:lsdException w:name="List Table 3 Accent 1" w:uiPriority="48"/>
+    <w:lsdException w:name="List Table 4 Accent 1" w:uiPriority="49"/>
+    <w:lsdException w:name="List Table 5 Dark Accent 1" w:uiPriority="50"/>
+    <w:lsdException w:name="List Table 6 Colorful Accent 1" w:uiPriority="51"/>
+    <w:lsdException w:name="List Table 7 Colorful Accent 1" w:uiPriority="52"/>
+    <w:lsdException w:name="List Table 1 Light Accent 2" w:uiPriority="46"/>
+    <w:lsdException w:name="List Table 2 Accent 2" w:uiPriority="47"/>
+    <w:lsdException w:name="List Table 3 Accent 2" w:uiPriority="48"/>
+    <w:lsdException w:name="List Table 4 Accent 2" w:uiPriority="49"/>
+    <w:lsdException w:name="List Table 5 Dark Accent 2" w:uiPriority="50"/>
+    <w:lsdException w:name="List Table 6 Colorful Accent 2" w:uiPriority="51"/>
+    <w:lsdException w:name="List Table 7 Colorful Accent 2" w:uiPriority="52"/>
+    <w:lsdException w:name="List Table 1 Light Accent 3" w:uiPriority="46"/>
+    <w:lsdException w:name="List Table 2 Accent 3" w:uiPriority="47"/>
+    <w:lsdException w:name="List Table 3 Accent 3" w:uiPriority="48"/>
+    <w:lsdException w:name="List Table 4 Accent 3" w:uiPriority="49"/>
+    <w:lsdException w:name="List Table 5 Dark Accent 3" w:uiPriority="50"/>
+    <w:lsdException w:name="List Table 6 Colorful Accent 3" w:uiPriority="51"/>
+    <w:lsdException w:name="List Table 7 Colorful Accent 3" w:uiPriority="52"/>
+    <w:lsdException w:name="List Table 1 Light Accent 4" w:uiPriority="46"/>
+    <w:lsdException w:name="List Table 2 Accent 4" w:uiPriority="47"/>
+    <w:lsdException w:name="List Table 3 Accent 4" w:uiPriority="48"/>
+    <w:lsdException w:name="List Table 4 Accent 4" w:uiPriority="49"/>
+    <w:lsdException w:name="List Table 5 Dark Accent 4" w:uiPriority="50"/>
+    <w:lsdException w:name="List Table 6 Colorful Accent 4" w:uiPriority="51"/>
+    <w:lsdException w:name="List Table 7 Colorful Accent 4" w:uiPriority="52"/>
+    <w:lsdException w:name="List Table 1 Light Accent 5" w:uiPriority="46"/>
+    <w:lsdException w:name="List Table 2 Accent 5" w:uiPriority="47"/>
+    <w:lsdException w:name="List Table 3 Accent 5" w:uiPriority="48"/>
+    <w:lsdException w:name="List Table 4 Accent 5" w:uiPriority="49"/>
+    <w:lsdException w:name="List Table 5 Dark Accent 5" w:uiPriority="50"/>
+    <w:lsdException w:name="List Table 6 Colorful Accent 5" w:uiPriority="51"/>
+    <w:lsdException w:name="List Table 7 Colorful Accent 5" w:uiPriority="52"/>
+    <w:lsdException w:name="List Table 1 Light Accent 6" w:uiPriority="46"/>
+    <w:lsdException w:name="List Table 2 Accent 6" w:uiPriority="47"/>
+    <w:lsdException w:name="List Table 3 Accent 6" w:uiPriority="48"/>
+    <w:lsdException w:name="List Table 4 Accent 6" w:uiPriority="49"/>
+    <w:lsdException w:name="List Table 5 Dark Accent 6" w:uiPriority="50"/>
+    <w:lsdException w:name="List Table 6 Colorful Accent 6" w:uiPriority="51"/>
+    <w:lsdException w:name="List Table 7 Colorful Accent 6" w:uiPriority="52"/>
+    <w:lsdException w:name="Mention" w:semiHidden="1" w:unhideWhenUsed="1"/>
+    <w:lsdException w:name="Smart Hyperlink" w:semiHidden="1" w:unhideWhenUsed="1"/>
+    <w:lsdException w:name="Hashtag" w:semiHidden="1" w:unhideWhenUsed="1"/>
+    <w:lsdException w:name="Unresolved Mention" w:semiHidden="1" w:unhideWhenUsed="1"/>
+    <w:lsdException w:name="Smart Link" w:semiHidden="1" w:unhideWhenUsed="1"/>
+  </w:latentStyles>
+  <w:style w:type="paragraph" w:default="1" w:styleId="Normal">
+    <w:name w:val="Normal"/>
+    <w:qFormat/>
   </w:style>
   <w:style w:type="paragraph" w:styleId="Heading1">
     <w:name w:val="heading 1"/>
     <w:basedOn w:val="Normal"/>
     <w:next w:val="Normal"/>
+    <w:uiPriority w:val="9"/>
+    <w:qFormat/>
     <w:pPr>
-      <w:keepNext w:val="1"/>
-      <w:keepLines w:val="1"/>
-      <w:pageBreakBefore w:val="0"/>
-      <w:spacing w:after="120" w:before="400" w:lineRule="auto"/>
+      <w:keepNext/>
+      <w:keepLines/>
+      <w:spacing w:before="400" w:after="120"/>
+      <w:outlineLvl w:val="0"/>
     </w:pPr>
     <w:rPr>
       <w:sz w:val="40"/>
@@ -1247,14 +1631,17 @@
     <w:name w:val="heading 2"/>
     <w:basedOn w:val="Normal"/>
     <w:next w:val="Normal"/>
+    <w:uiPriority w:val="9"/>
+    <w:semiHidden/>
+    <w:unhideWhenUsed/>
+    <w:qFormat/>
     <w:pPr>
-      <w:keepNext w:val="1"/>
-      <w:keepLines w:val="1"/>
-      <w:pageBreakBefore w:val="0"/>
-      <w:spacing w:after="120" w:before="360" w:lineRule="auto"/>
+      <w:keepNext/>
+      <w:keepLines/>
+      <w:spacing w:before="360" w:after="120"/>
+      <w:outlineLvl w:val="1"/>
     </w:pPr>
     <w:rPr>
-      <w:b w:val="0"/>
       <w:sz w:val="32"/>
       <w:szCs w:val="32"/>
     </w:rPr>
@@ -1263,14 +1650,17 @@
     <w:name w:val="heading 3"/>
     <w:basedOn w:val="Normal"/>
     <w:next w:val="Normal"/>
+    <w:uiPriority w:val="9"/>
+    <w:semiHidden/>
+    <w:unhideWhenUsed/>
+    <w:qFormat/>
     <w:pPr>
-      <w:keepNext w:val="1"/>
-      <w:keepLines w:val="1"/>
-      <w:pageBreakBefore w:val="0"/>
-      <w:spacing w:after="80" w:before="320" w:lineRule="auto"/>
+      <w:keepNext/>
+      <w:keepLines/>
+      <w:spacing w:before="320" w:after="80"/>
+      <w:outlineLvl w:val="2"/>
     </w:pPr>
     <w:rPr>
-      <w:b w:val="0"/>
       <w:color w:val="434343"/>
       <w:sz w:val="28"/>
       <w:szCs w:val="28"/>
@@ -1280,11 +1670,15 @@
     <w:name w:val="heading 4"/>
     <w:basedOn w:val="Normal"/>
     <w:next w:val="Normal"/>
+    <w:uiPriority w:val="9"/>
+    <w:semiHidden/>
+    <w:unhideWhenUsed/>
+    <w:qFormat/>
     <w:pPr>
-      <w:keepNext w:val="1"/>
-      <w:keepLines w:val="1"/>
-      <w:pageBreakBefore w:val="0"/>
-      <w:spacing w:after="80" w:before="280" w:lineRule="auto"/>
+      <w:keepNext/>
+      <w:keepLines/>
+      <w:spacing w:before="280" w:after="80"/>
+      <w:outlineLvl w:val="3"/>
     </w:pPr>
     <w:rPr>
       <w:color w:val="666666"/>
@@ -1296,44 +1690,76 @@
     <w:name w:val="heading 5"/>
     <w:basedOn w:val="Normal"/>
     <w:next w:val="Normal"/>
+    <w:uiPriority w:val="9"/>
+    <w:semiHidden/>
+    <w:unhideWhenUsed/>
+    <w:qFormat/>
     <w:pPr>
-      <w:keepNext w:val="1"/>
-      <w:keepLines w:val="1"/>
-      <w:pageBreakBefore w:val="0"/>
-      <w:spacing w:after="80" w:before="240" w:lineRule="auto"/>
+      <w:keepNext/>
+      <w:keepLines/>
+      <w:spacing w:before="240" w:after="80"/>
+      <w:outlineLvl w:val="4"/>
     </w:pPr>
     <w:rPr>
       <w:color w:val="666666"/>
-      <w:sz w:val="22"/>
-      <w:szCs w:val="22"/>
     </w:rPr>
   </w:style>
   <w:style w:type="paragraph" w:styleId="Heading6">
     <w:name w:val="heading 6"/>
     <w:basedOn w:val="Normal"/>
     <w:next w:val="Normal"/>
+    <w:uiPriority w:val="9"/>
+    <w:semiHidden/>
+    <w:unhideWhenUsed/>
+    <w:qFormat/>
     <w:pPr>
-      <w:keepNext w:val="1"/>
-      <w:keepLines w:val="1"/>
-      <w:pageBreakBefore w:val="0"/>
-      <w:spacing w:after="80" w:before="240" w:lineRule="auto"/>
+      <w:keepNext/>
+      <w:keepLines/>
+      <w:spacing w:before="240" w:after="80"/>
+      <w:outlineLvl w:val="5"/>
     </w:pPr>
     <w:rPr>
-      <w:i w:val="1"/>
+      <w:i/>
       <w:color w:val="666666"/>
-      <w:sz w:val="22"/>
-      <w:szCs w:val="22"/>
     </w:rPr>
+  </w:style>
+  <w:style w:type="character" w:default="1" w:styleId="DefaultParagraphFont">
+    <w:name w:val="Default Paragraph Font"/>
+    <w:uiPriority w:val="1"/>
+    <w:semiHidden/>
+    <w:unhideWhenUsed/>
+  </w:style>
+  <w:style w:type="table" w:default="1" w:styleId="TableNormal">
+    <w:name w:val="Normal Table"/>
+    <w:uiPriority w:val="99"/>
+    <w:semiHidden/>
+    <w:unhideWhenUsed/>
+    <w:tblPr>
+      <w:tblInd w:w="0" w:type="dxa"/>
+      <w:tblCellMar>
+        <w:top w:w="0" w:type="dxa"/>
+        <w:left w:w="108" w:type="dxa"/>
+        <w:bottom w:w="0" w:type="dxa"/>
+        <w:right w:w="108" w:type="dxa"/>
+      </w:tblCellMar>
+    </w:tblPr>
+  </w:style>
+  <w:style w:type="numbering" w:default="1" w:styleId="NoList">
+    <w:name w:val="No List"/>
+    <w:uiPriority w:val="99"/>
+    <w:semiHidden/>
+    <w:unhideWhenUsed/>
   </w:style>
   <w:style w:type="paragraph" w:styleId="Title">
     <w:name w:val="Title"/>
     <w:basedOn w:val="Normal"/>
     <w:next w:val="Normal"/>
+    <w:uiPriority w:val="10"/>
+    <w:qFormat/>
     <w:pPr>
-      <w:keepNext w:val="1"/>
-      <w:keepLines w:val="1"/>
-      <w:pageBreakBefore w:val="0"/>
-      <w:spacing w:after="60" w:before="0" w:lineRule="auto"/>
+      <w:keepNext/>
+      <w:keepLines/>
+      <w:spacing w:after="60"/>
     </w:pPr>
     <w:rPr>
       <w:sz w:val="52"/>
@@ -1344,15 +1770,14 @@
     <w:name w:val="Subtitle"/>
     <w:basedOn w:val="Normal"/>
     <w:next w:val="Normal"/>
+    <w:uiPriority w:val="11"/>
+    <w:qFormat/>
     <w:pPr>
-      <w:keepNext w:val="1"/>
-      <w:keepLines w:val="1"/>
-      <w:pageBreakBefore w:val="0"/>
-      <w:spacing w:after="320" w:before="0" w:lineRule="auto"/>
+      <w:keepNext/>
+      <w:keepLines/>
+      <w:spacing w:after="320"/>
     </w:pPr>
     <w:rPr>
-      <w:rFonts w:ascii="Arial" w:cs="Arial" w:eastAsia="Arial" w:hAnsi="Arial"/>
-      <w:i w:val="0"/>
       <w:color w:val="666666"/>
       <w:sz w:val="30"/>
       <w:szCs w:val="30"/>
